--- a/capstone-docs/rp_5.0_test_plan/Report 5.0_TestPlan_IELTSPath_v1.docx
+++ b/capstone-docs/rp_5.0_test_plan/Report 5.0_TestPlan_IELTSPath_v1.docx
@@ -82,7 +82,7 @@
           <w:sz w:val="32"/>
           <w:szCs w:val="32"/>
         </w:rPr>
-        <w:t xml:space="preserve">[Project Name] ([CODE]) - Report </w:t>
+        <w:t xml:space="preserve">IELTSPath - Report 5</w:t>
       </w:r>
       <w:r>
         <w:rPr>
@@ -94,7 +94,7 @@
           <w:sz w:val="32"/>
           <w:szCs w:val="32"/>
         </w:rPr>
-        <w:t>5</w:t>
+        <w:t xml:space="preserve"/>
       </w:r>
     </w:p>
     <w:p>
@@ -190,7 +190,7 @@
                 <w:sz w:val="18"/>
                 <w:szCs w:val="18"/>
               </w:rPr>
-              <w:t xml:space="preserve">[Project </w:t>
+              <w:t xml:space="preserve">IELTSPath — Test Plan</w:t>
             </w:r>
             <w:proofErr w:type="gramStart"/>
             <w:r>
@@ -201,7 +201,7 @@
                 <w:sz w:val="18"/>
                 <w:szCs w:val="18"/>
               </w:rPr>
-              <w:t>Name] —</w:t>
+              <w:t xml:space="preserve"/>
             </w:r>
             <w:proofErr w:type="gramEnd"/>
             <w:r>
@@ -212,7 +212,7 @@
                 <w:sz w:val="18"/>
                 <w:szCs w:val="18"/>
               </w:rPr>
-              <w:t xml:space="preserve"> Test Plan</w:t>
+              <w:t xml:space="preserve"/>
             </w:r>
           </w:p>
         </w:tc>
@@ -276,7 +276,7 @@
                 <w:sz w:val="18"/>
                 <w:szCs w:val="18"/>
               </w:rPr>
-              <w:t>[Project Name]</w:t>
+              <w:t xml:space="preserve">English Learning and IELTS Preparation Support System Based on Personalized Learning Pathways for IELTS Space</w:t>
             </w:r>
           </w:p>
         </w:tc>
@@ -338,7 +338,7 @@
                 <w:sz w:val="18"/>
                 <w:szCs w:val="18"/>
               </w:rPr>
-              <w:t>v1.0</w:t>
+              <w:t xml:space="preserve">v1.0.1</w:t>
             </w:r>
           </w:p>
         </w:tc>
@@ -402,7 +402,7 @@
                 <w:sz w:val="18"/>
                 <w:szCs w:val="18"/>
               </w:rPr>
-              <w:t>[DD/MM/YYYY]</w:t>
+              <w:t xml:space="preserve">09/10/2026</w:t>
             </w:r>
           </w:p>
         </w:tc>
@@ -464,7 +464,7 @@
                 <w:sz w:val="18"/>
                 <w:szCs w:val="18"/>
               </w:rPr>
-              <w:t>Draft / In Review / Approved</w:t>
+              <w:t xml:space="preserve">In Review</w:t>
             </w:r>
           </w:p>
         </w:tc>
@@ -528,7 +528,7 @@
                 <w:sz w:val="18"/>
                 <w:szCs w:val="18"/>
               </w:rPr>
-              <w:t>[Name / Role]</w:t>
+              <w:t xml:space="preserve">PhuPD, HoangNV, TungVPH</w:t>
             </w:r>
           </w:p>
         </w:tc>
@@ -592,7 +592,7 @@
                 <w:sz w:val="18"/>
                 <w:szCs w:val="18"/>
               </w:rPr>
-              <w:t>[Name / Role]</w:t>
+              <w:t xml:space="preserve">HieuLT, LinhNDM</w:t>
             </w:r>
           </w:p>
         </w:tc>
@@ -656,7 +656,7 @@
                 <w:sz w:val="18"/>
                 <w:szCs w:val="18"/>
               </w:rPr>
-              <w:t>[</w:t>
+              <w:t xml:space="preserve">SRS v1.0.1 — Report 3.0_SRS_IELTSPath_IeltsPath_v1.docx</w:t>
             </w:r>
             <w:proofErr w:type="spellStart"/>
             <w:r>
@@ -667,7 +667,7 @@
                 <w:sz w:val="18"/>
                 <w:szCs w:val="18"/>
               </w:rPr>
-              <w:t>ProjectName</w:t>
+              <w:t xml:space="preserve"/>
             </w:r>
             <w:proofErr w:type="spellEnd"/>
             <w:r>
@@ -678,7 +678,7 @@
                 <w:sz w:val="18"/>
                 <w:szCs w:val="18"/>
               </w:rPr>
-              <w:t>]_</w:t>
+              <w:t xml:space="preserve"/>
             </w:r>
             <w:proofErr w:type="spellStart"/>
             <w:r>
@@ -689,7 +689,7 @@
                 <w:sz w:val="18"/>
                 <w:szCs w:val="18"/>
               </w:rPr>
-              <w:t>SRS_</w:t>
+              <w:t xml:space="preserve"/>
             </w:r>
             <w:proofErr w:type="gramStart"/>
             <w:r>
@@ -700,7 +700,7 @@
                 <w:sz w:val="18"/>
                 <w:szCs w:val="18"/>
               </w:rPr>
-              <w:t>v</w:t>
+              <w:t xml:space="preserve"/>
             </w:r>
             <w:proofErr w:type="spellEnd"/>
             <w:r>
@@ -711,7 +711,7 @@
                 <w:sz w:val="18"/>
                 <w:szCs w:val="18"/>
               </w:rPr>
-              <w:t>[</w:t>
+              <w:t xml:space="preserve"/>
             </w:r>
             <w:proofErr w:type="gramEnd"/>
             <w:r>
@@ -722,7 +722,7 @@
                 <w:sz w:val="18"/>
                 <w:szCs w:val="18"/>
               </w:rPr>
-              <w:t>X.X]</w:t>
+              <w:t xml:space="preserve"/>
             </w:r>
           </w:p>
         </w:tc>
@@ -786,7 +786,7 @@
                 <w:sz w:val="18"/>
                 <w:szCs w:val="18"/>
               </w:rPr>
-              <w:t>[</w:t>
+              <w:t xml:space="preserve">TDS v1.0.0 — Report 4_TDS_IELTSPath_IeltsPath_v1.docx</w:t>
             </w:r>
             <w:proofErr w:type="spellStart"/>
             <w:r>
@@ -797,7 +797,7 @@
                 <w:sz w:val="18"/>
                 <w:szCs w:val="18"/>
               </w:rPr>
-              <w:t>ProjectName</w:t>
+              <w:t xml:space="preserve"/>
             </w:r>
             <w:proofErr w:type="spellEnd"/>
             <w:r>
@@ -808,7 +808,7 @@
                 <w:sz w:val="18"/>
                 <w:szCs w:val="18"/>
               </w:rPr>
-              <w:t>]_</w:t>
+              <w:t xml:space="preserve"/>
             </w:r>
             <w:proofErr w:type="spellStart"/>
             <w:r>
@@ -819,7 +819,7 @@
                 <w:sz w:val="18"/>
                 <w:szCs w:val="18"/>
               </w:rPr>
-              <w:t>TDS_</w:t>
+              <w:t xml:space="preserve"/>
             </w:r>
             <w:proofErr w:type="gramStart"/>
             <w:r>
@@ -830,7 +830,7 @@
                 <w:sz w:val="18"/>
                 <w:szCs w:val="18"/>
               </w:rPr>
-              <w:t>v</w:t>
+              <w:t xml:space="preserve"/>
             </w:r>
             <w:proofErr w:type="spellEnd"/>
             <w:r>
@@ -841,7 +841,7 @@
                 <w:sz w:val="18"/>
                 <w:szCs w:val="18"/>
               </w:rPr>
-              <w:t>[</w:t>
+              <w:t xml:space="preserve"/>
             </w:r>
             <w:proofErr w:type="gramEnd"/>
             <w:r>
@@ -852,7 +852,7 @@
                 <w:sz w:val="18"/>
                 <w:szCs w:val="18"/>
               </w:rPr>
-              <w:t>X.X]</w:t>
+              <w:t xml:space="preserve"/>
             </w:r>
           </w:p>
         </w:tc>
@@ -916,7 +916,7 @@
                 <w:sz w:val="18"/>
                 <w:szCs w:val="18"/>
               </w:rPr>
-              <w:t>[ProjectName]_RTW.xlsx</w:t>
+              <w:t xml:space="preserve">RTW v1.0.1 — Report 3.1_RTW_IELTSPath_v1.xlsx</w:t>
             </w:r>
           </w:p>
         </w:tc>
@@ -1127,7 +1127,7 @@
                 <w:sz w:val="18"/>
                 <w:szCs w:val="18"/>
               </w:rPr>
-              <w:t>v1.0</w:t>
+              <w:t xml:space="preserve">v1.0.0</w:t>
             </w:r>
           </w:p>
         </w:tc>
@@ -1158,7 +1158,7 @@
                 <w:sz w:val="18"/>
                 <w:szCs w:val="18"/>
               </w:rPr>
-              <w:t>[DD/MM/YYYY]</w:t>
+              <w:t xml:space="preserve">08/10/2026</w:t>
             </w:r>
           </w:p>
         </w:tc>
@@ -1189,7 +1189,7 @@
                 <w:sz w:val="18"/>
                 <w:szCs w:val="18"/>
               </w:rPr>
-              <w:t>[Author]</w:t>
+              <w:t xml:space="preserve">PhuPD</w:t>
             </w:r>
           </w:p>
         </w:tc>
@@ -1218,7 +1218,7 @@
                 <w:sz w:val="18"/>
                 <w:szCs w:val="18"/>
               </w:rPr>
-              <w:t>Initial version</w:t>
+              <w:t xml:space="preserve">Initial test plan: scope, constraints, assumptions, strategy, test levels and environment</w:t>
             </w:r>
           </w:p>
         </w:tc>
@@ -1249,7 +1249,7 @@
                 <w:sz w:val="18"/>
                 <w:szCs w:val="18"/>
               </w:rPr>
-              <w:t>v1.1</w:t>
+              <w:t xml:space="preserve">v1.0.1</w:t>
             </w:r>
           </w:p>
         </w:tc>
@@ -1280,7 +1280,7 @@
                 <w:sz w:val="18"/>
                 <w:szCs w:val="18"/>
               </w:rPr>
-              <w:t>[DD/MM/YYYY]</w:t>
+              <w:t xml:space="preserve">09/10/2026</w:t>
             </w:r>
           </w:p>
         </w:tc>
@@ -1311,7 +1311,7 @@
                 <w:sz w:val="18"/>
                 <w:szCs w:val="18"/>
               </w:rPr>
-              <w:t>[Author]</w:t>
+              <w:t xml:space="preserve">PhuPD</w:t>
             </w:r>
           </w:p>
         </w:tc>
@@ -1342,7 +1342,7 @@
                 <w:sz w:val="18"/>
                 <w:szCs w:val="18"/>
               </w:rPr>
-              <w:t>[Description of changes]</w:t>
+              <w:t xml:space="preserve">Aligned with SRS v1.0.1: FT-55 added; course-based learning path, multi-skill lessons, practice gate, review ladder and placement updated; scenarios SC-01 to SC-04; CI described; tools, milestones, test case files and sign-off approvers filled</w:t>
             </w:r>
           </w:p>
         </w:tc>
@@ -1376,19 +1376,19 @@
         <w:jc w:val="both"/>
       </w:pPr>
       <w:r>
-        <w:t>The table lists all 54 features of the SRS (</w:t>
+        <w:t xml:space="preserve">The table lists all 55 features of the SRS (IELTSPath SRS v1.0.1, Part 3 — Feature List, FT-01 to FT-55).</w:t>
       </w:r>
       <w:proofErr w:type="spellStart"/>
       <w:r>
-        <w:t>IELTSPath</w:t>
+        <w:t xml:space="preserve"/>
       </w:r>
       <w:proofErr w:type="spellEnd"/>
       <w:r>
-        <w:t xml:space="preserve"> SRS v1.0.0, Part 3 — Feature List, FT-01 to FT-54). Each row gives the feature name, the </w:t>
+        <w:t xml:space="preserve"> Each row gives the feature name, the </w:t>
       </w:r>
       <w:proofErr w:type="spellStart"/>
       <w:r>
-        <w:t>behaviour</w:t>
+        <w:t xml:space="preserve">behaviour</w:t>
       </w:r>
       <w:proofErr w:type="spellEnd"/>
       <w:r>
@@ -1647,14 +1647,14 @@
                 <w:bCs/>
                 <w:color w:val="1F3864"/>
               </w:rPr>
-              <w:t>Password sign-in</w:t>
-            </w:r>
-            <w:r>
-              <w:rPr>
-                <w:sz w:val="18"/>
-                <w:szCs w:val="18"/>
-              </w:rPr>
-              <w:t xml:space="preserve"> — Sign-in by email or username and password issues an access token (3,600 s) and a refresh token (604,800</w:t>
+              <w:t xml:space="preserve">Password sign-in — Sign-in by email and password issues an access token (3,600 s) and a refresh token (604,800 s); the API Gateway ignores client-sent X-User-* headers (BR-04, BR-06).</w:t>
+            </w:r>
+            <w:r>
+              <w:rPr>
+                <w:sz w:val="18"/>
+                <w:szCs w:val="18"/>
+              </w:rPr>
+              <w:t xml:space="preserve"/>
             </w:r>
             <w:r>
               <w:rPr>
@@ -1662,14 +1662,14 @@
                 <w:szCs w:val="18"/>
                 <w:lang w:val="vi-VN"/>
               </w:rPr>
-              <w:t>),</w:t>
-            </w:r>
-            <w:r>
-              <w:rPr>
-                <w:sz w:val="18"/>
-                <w:szCs w:val="18"/>
-              </w:rPr>
-              <w:t xml:space="preserve"> the API Gateway ignores client-sent X-User-* headers (BR-04, BR-06).</w:t>
+              <w:t xml:space="preserve"/>
+            </w:r>
+            <w:r>
+              <w:rPr>
+                <w:sz w:val="18"/>
+                <w:szCs w:val="18"/>
+              </w:rPr>
+              <w:t xml:space="preserve"/>
             </w:r>
           </w:p>
         </w:tc>
@@ -1975,21 +1975,21 @@
                 <w:bCs/>
                 <w:color w:val="1F3864"/>
               </w:rPr>
-              <w:t>Account &amp; learner profile</w:t>
-            </w:r>
-            <w:r>
-              <w:rPr>
-                <w:sz w:val="18"/>
-                <w:szCs w:val="18"/>
-              </w:rPr>
-              <w:t xml:space="preserve"> — Each signed-in user reads and updates their own account (non-blank full name, phone number unique across accounts) and learner profile (display name up to 100 characters, current band 0.0–9.</w:t>
-            </w:r>
-            <w:r>
-              <w:rPr>
-                <w:sz w:val="18"/>
-                <w:szCs w:val="18"/>
-              </w:rPr>
-              <w:t>0</w:t>
+              <w:t xml:space="preserve">Account &amp; learner profile — Each signed-in user reads and updates their own account (non-blank full name, phone number unique across accounts) and learner profile (display name up to 100 characters, current band 0.0–9.0) (BR-27).</w:t>
+            </w:r>
+            <w:r>
+              <w:rPr>
+                <w:sz w:val="18"/>
+                <w:szCs w:val="18"/>
+              </w:rPr>
+              <w:t xml:space="preserve"/>
+            </w:r>
+            <w:r>
+              <w:rPr>
+                <w:sz w:val="18"/>
+                <w:szCs w:val="18"/>
+              </w:rPr>
+              <w:t xml:space="preserve"/>
             </w:r>
             <w:r>
               <w:rPr>
@@ -1997,7 +1997,7 @@
                 <w:szCs w:val="18"/>
                 <w:lang w:val="vi-VN"/>
               </w:rPr>
-              <w:t>.</w:t>
+              <w:t xml:space="preserve"/>
             </w:r>
           </w:p>
         </w:tc>
@@ -2368,7 +2368,7 @@
                 <w:color w:val="002060"/>
                 <w:lang w:val="vi-VN"/>
               </w:rPr>
-              <w:t>Activation</w:t>
+              <w:t xml:space="preserve">Activation keys — Sales staff and ADMIN generate 1 to 1,000 activation keys per request, list the issued keys with their status and, for a redeemed key, who redeemed it and when, and revoke unused keys. The raw key is returned only once; the system stores only its SHA-256 hash and a four-character hint. A learner redeems a key once for Premium days or points, and a repeated request with the same idempotency key grants nothing again (BR-07, BR-08, BR-30).</w:t>
             </w:r>
             <w:proofErr w:type="spellEnd"/>
             <w:r>
@@ -2378,7 +2378,7 @@
                 <w:color w:val="002060"/>
                 <w:lang w:val="vi-VN"/>
               </w:rPr>
-              <w:t xml:space="preserve"> </w:t>
+              <w:t xml:space="preserve"/>
             </w:r>
             <w:proofErr w:type="spellStart"/>
             <w:r>
@@ -2388,7 +2388,7 @@
                 <w:color w:val="002060"/>
                 <w:lang w:val="vi-VN"/>
               </w:rPr>
-              <w:t>Keys</w:t>
+              <w:t xml:space="preserve"/>
             </w:r>
             <w:proofErr w:type="spellEnd"/>
             <w:r>
@@ -2396,7 +2396,7 @@
                 <w:color w:val="002060"/>
                 <w:lang w:val="vi-VN"/>
               </w:rPr>
-              <w:t xml:space="preserve"> </w:t>
+              <w:t xml:space="preserve"/>
             </w:r>
             <w:r>
               <w:rPr>
@@ -2404,7 +2404,7 @@
                 <w:szCs w:val="18"/>
                 <w:lang w:val="vi-VN"/>
               </w:rPr>
-              <w:t xml:space="preserve">— ADMIN </w:t>
+              <w:t xml:space="preserve"/>
             </w:r>
             <w:proofErr w:type="spellStart"/>
             <w:r>
@@ -2413,7 +2413,7 @@
                 <w:szCs w:val="18"/>
                 <w:lang w:val="vi-VN"/>
               </w:rPr>
-              <w:t>and</w:t>
+              <w:t xml:space="preserve"/>
             </w:r>
             <w:proofErr w:type="spellEnd"/>
             <w:r>
@@ -2422,7 +2422,7 @@
                 <w:szCs w:val="18"/>
                 <w:lang w:val="vi-VN"/>
               </w:rPr>
-              <w:t xml:space="preserve"> SALES_STAFF can </w:t>
+              <w:t xml:space="preserve"/>
             </w:r>
             <w:proofErr w:type="spellStart"/>
             <w:r>
@@ -2431,7 +2431,7 @@
                 <w:szCs w:val="18"/>
                 <w:lang w:val="vi-VN"/>
               </w:rPr>
-              <w:t>generate</w:t>
+              <w:t xml:space="preserve"/>
             </w:r>
             <w:proofErr w:type="spellEnd"/>
             <w:r>
@@ -2440,7 +2440,7 @@
                 <w:szCs w:val="18"/>
                 <w:lang w:val="vi-VN"/>
               </w:rPr>
-              <w:t xml:space="preserve"> </w:t>
+              <w:t xml:space="preserve"/>
             </w:r>
             <w:proofErr w:type="spellStart"/>
             <w:r>
@@ -2449,7 +2449,7 @@
                 <w:szCs w:val="18"/>
                 <w:lang w:val="vi-VN"/>
               </w:rPr>
-              <w:t>between</w:t>
+              <w:t xml:space="preserve"/>
             </w:r>
             <w:proofErr w:type="spellEnd"/>
             <w:r>
@@ -2458,7 +2458,7 @@
                 <w:szCs w:val="18"/>
                 <w:lang w:val="vi-VN"/>
               </w:rPr>
-              <w:t xml:space="preserve"> 1 </w:t>
+              <w:t xml:space="preserve"/>
             </w:r>
             <w:proofErr w:type="spellStart"/>
             <w:r>
@@ -2467,7 +2467,7 @@
                 <w:szCs w:val="18"/>
                 <w:lang w:val="vi-VN"/>
               </w:rPr>
-              <w:t>and</w:t>
+              <w:t xml:space="preserve"/>
             </w:r>
             <w:proofErr w:type="spellEnd"/>
             <w:r>
@@ -2476,7 +2476,7 @@
                 <w:szCs w:val="18"/>
                 <w:lang w:val="vi-VN"/>
               </w:rPr>
-              <w:t xml:space="preserve"> 1,000 </w:t>
+              <w:t xml:space="preserve"/>
             </w:r>
             <w:proofErr w:type="spellStart"/>
             <w:r>
@@ -2485,7 +2485,7 @@
                 <w:szCs w:val="18"/>
                 <w:lang w:val="vi-VN"/>
               </w:rPr>
-              <w:t>activation</w:t>
+              <w:t xml:space="preserve"/>
             </w:r>
             <w:proofErr w:type="spellEnd"/>
             <w:r>
@@ -2494,7 +2494,7 @@
                 <w:szCs w:val="18"/>
                 <w:lang w:val="vi-VN"/>
               </w:rPr>
-              <w:t xml:space="preserve"> </w:t>
+              <w:t xml:space="preserve"/>
             </w:r>
             <w:proofErr w:type="spellStart"/>
             <w:r>
@@ -2503,7 +2503,7 @@
                 <w:szCs w:val="18"/>
                 <w:lang w:val="vi-VN"/>
               </w:rPr>
-              <w:t>keys</w:t>
+              <w:t xml:space="preserve"/>
             </w:r>
             <w:proofErr w:type="spellEnd"/>
             <w:r>
@@ -2512,7 +2512,7 @@
                 <w:szCs w:val="18"/>
                 <w:lang w:val="vi-VN"/>
               </w:rPr>
-              <w:t xml:space="preserve"> </w:t>
+              <w:t xml:space="preserve"/>
             </w:r>
             <w:proofErr w:type="spellStart"/>
             <w:r>
@@ -2521,7 +2521,7 @@
                 <w:szCs w:val="18"/>
                 <w:lang w:val="vi-VN"/>
               </w:rPr>
-              <w:t>per</w:t>
+              <w:t xml:space="preserve"/>
             </w:r>
             <w:proofErr w:type="spellEnd"/>
             <w:r>
@@ -2530,7 +2530,7 @@
                 <w:szCs w:val="18"/>
                 <w:lang w:val="vi-VN"/>
               </w:rPr>
-              <w:t xml:space="preserve"> </w:t>
+              <w:t xml:space="preserve"/>
             </w:r>
             <w:proofErr w:type="spellStart"/>
             <w:r>
@@ -2539,7 +2539,7 @@
                 <w:szCs w:val="18"/>
                 <w:lang w:val="vi-VN"/>
               </w:rPr>
-              <w:t>request</w:t>
+              <w:t xml:space="preserve"/>
             </w:r>
             <w:proofErr w:type="spellEnd"/>
             <w:r>
@@ -2548,7 +2548,7 @@
                 <w:szCs w:val="18"/>
                 <w:lang w:val="vi-VN"/>
               </w:rPr>
-              <w:t xml:space="preserve">, </w:t>
+              <w:t xml:space="preserve"/>
             </w:r>
             <w:proofErr w:type="spellStart"/>
             <w:r>
@@ -2557,7 +2557,7 @@
                 <w:szCs w:val="18"/>
                 <w:lang w:val="vi-VN"/>
               </w:rPr>
-              <w:t>view</w:t>
+              <w:t xml:space="preserve"/>
             </w:r>
             <w:proofErr w:type="spellEnd"/>
             <w:r>
@@ -2566,7 +2566,7 @@
                 <w:szCs w:val="18"/>
                 <w:lang w:val="vi-VN"/>
               </w:rPr>
-              <w:t xml:space="preserve"> the </w:t>
+              <w:t xml:space="preserve"/>
             </w:r>
             <w:proofErr w:type="spellStart"/>
             <w:r>
@@ -2575,7 +2575,7 @@
                 <w:szCs w:val="18"/>
                 <w:lang w:val="vi-VN"/>
               </w:rPr>
-              <w:t>list</w:t>
+              <w:t xml:space="preserve"/>
             </w:r>
             <w:proofErr w:type="spellEnd"/>
             <w:r>
@@ -2584,7 +2584,7 @@
                 <w:szCs w:val="18"/>
                 <w:lang w:val="vi-VN"/>
               </w:rPr>
-              <w:t xml:space="preserve"> </w:t>
+              <w:t xml:space="preserve"/>
             </w:r>
             <w:proofErr w:type="spellStart"/>
             <w:r>
@@ -2593,7 +2593,7 @@
                 <w:szCs w:val="18"/>
                 <w:lang w:val="vi-VN"/>
               </w:rPr>
-              <w:t>of</w:t>
+              <w:t xml:space="preserve"/>
             </w:r>
             <w:proofErr w:type="spellEnd"/>
             <w:r>
@@ -2602,7 +2602,7 @@
                 <w:szCs w:val="18"/>
                 <w:lang w:val="vi-VN"/>
               </w:rPr>
-              <w:t xml:space="preserve"> </w:t>
+              <w:t xml:space="preserve"/>
             </w:r>
             <w:proofErr w:type="spellStart"/>
             <w:r>
@@ -2611,7 +2611,7 @@
                 <w:szCs w:val="18"/>
                 <w:lang w:val="vi-VN"/>
               </w:rPr>
-              <w:t>issued</w:t>
+              <w:t xml:space="preserve"/>
             </w:r>
             <w:proofErr w:type="spellEnd"/>
             <w:r>
@@ -2620,7 +2620,7 @@
                 <w:szCs w:val="18"/>
                 <w:lang w:val="vi-VN"/>
               </w:rPr>
-              <w:t xml:space="preserve"> </w:t>
+              <w:t xml:space="preserve"/>
             </w:r>
             <w:proofErr w:type="spellStart"/>
             <w:r>
@@ -2629,7 +2629,7 @@
                 <w:szCs w:val="18"/>
                 <w:lang w:val="vi-VN"/>
               </w:rPr>
-              <w:t>keys</w:t>
+              <w:t xml:space="preserve"/>
             </w:r>
             <w:proofErr w:type="spellEnd"/>
             <w:r>
@@ -2638,7 +2638,7 @@
                 <w:szCs w:val="18"/>
                 <w:lang w:val="vi-VN"/>
               </w:rPr>
-              <w:t xml:space="preserve">, </w:t>
+              <w:t xml:space="preserve"/>
             </w:r>
             <w:proofErr w:type="spellStart"/>
             <w:r>
@@ -2647,7 +2647,7 @@
                 <w:szCs w:val="18"/>
                 <w:lang w:val="vi-VN"/>
               </w:rPr>
-              <w:t>and</w:t>
+              <w:t xml:space="preserve"/>
             </w:r>
             <w:proofErr w:type="spellEnd"/>
             <w:r>
@@ -2656,7 +2656,7 @@
                 <w:szCs w:val="18"/>
                 <w:lang w:val="vi-VN"/>
               </w:rPr>
-              <w:t xml:space="preserve"> </w:t>
+              <w:t xml:space="preserve"/>
             </w:r>
             <w:proofErr w:type="spellStart"/>
             <w:r>
@@ -2665,7 +2665,7 @@
                 <w:szCs w:val="18"/>
                 <w:lang w:val="vi-VN"/>
               </w:rPr>
-              <w:t>revoke</w:t>
+              <w:t xml:space="preserve"/>
             </w:r>
             <w:proofErr w:type="spellEnd"/>
             <w:r>
@@ -2674,7 +2674,7 @@
                 <w:szCs w:val="18"/>
                 <w:lang w:val="vi-VN"/>
               </w:rPr>
-              <w:t xml:space="preserve"> </w:t>
+              <w:t xml:space="preserve"/>
             </w:r>
             <w:proofErr w:type="spellStart"/>
             <w:r>
@@ -2683,7 +2683,7 @@
                 <w:szCs w:val="18"/>
                 <w:lang w:val="vi-VN"/>
               </w:rPr>
-              <w:t>unused</w:t>
+              <w:t xml:space="preserve"/>
             </w:r>
             <w:proofErr w:type="spellEnd"/>
             <w:r>
@@ -2692,7 +2692,7 @@
                 <w:szCs w:val="18"/>
                 <w:lang w:val="vi-VN"/>
               </w:rPr>
-              <w:t xml:space="preserve"> </w:t>
+              <w:t xml:space="preserve"/>
             </w:r>
             <w:proofErr w:type="spellStart"/>
             <w:r>
@@ -2701,7 +2701,7 @@
                 <w:szCs w:val="18"/>
                 <w:lang w:val="vi-VN"/>
               </w:rPr>
-              <w:t>keys</w:t>
+              <w:t xml:space="preserve"/>
             </w:r>
             <w:proofErr w:type="spellEnd"/>
             <w:r>
@@ -2710,7 +2710,7 @@
                 <w:szCs w:val="18"/>
                 <w:lang w:val="vi-VN"/>
               </w:rPr>
-              <w:t xml:space="preserve">. The </w:t>
+              <w:t xml:space="preserve"/>
             </w:r>
             <w:proofErr w:type="spellStart"/>
             <w:r>
@@ -2719,7 +2719,7 @@
                 <w:szCs w:val="18"/>
                 <w:lang w:val="vi-VN"/>
               </w:rPr>
-              <w:t>full</w:t>
+              <w:t xml:space="preserve"/>
             </w:r>
             <w:proofErr w:type="spellEnd"/>
             <w:r>
@@ -2728,7 +2728,7 @@
                 <w:szCs w:val="18"/>
                 <w:lang w:val="vi-VN"/>
               </w:rPr>
-              <w:t xml:space="preserve"> </w:t>
+              <w:t xml:space="preserve"/>
             </w:r>
             <w:proofErr w:type="spellStart"/>
             <w:r>
@@ -2737,7 +2737,7 @@
                 <w:szCs w:val="18"/>
                 <w:lang w:val="vi-VN"/>
               </w:rPr>
-              <w:t>key</w:t>
+              <w:t xml:space="preserve"/>
             </w:r>
             <w:proofErr w:type="spellEnd"/>
             <w:r>
@@ -2746,7 +2746,7 @@
                 <w:szCs w:val="18"/>
                 <w:lang w:val="vi-VN"/>
               </w:rPr>
-              <w:t xml:space="preserve"> </w:t>
+              <w:t xml:space="preserve"/>
             </w:r>
             <w:proofErr w:type="spellStart"/>
             <w:r>
@@ -2755,7 +2755,7 @@
                 <w:szCs w:val="18"/>
                 <w:lang w:val="vi-VN"/>
               </w:rPr>
-              <w:t>is</w:t>
+              <w:t xml:space="preserve"/>
             </w:r>
             <w:proofErr w:type="spellEnd"/>
             <w:r>
@@ -2764,7 +2764,7 @@
                 <w:szCs w:val="18"/>
                 <w:lang w:val="vi-VN"/>
               </w:rPr>
-              <w:t xml:space="preserve"> </w:t>
+              <w:t xml:space="preserve"/>
             </w:r>
             <w:proofErr w:type="spellStart"/>
             <w:r>
@@ -2773,7 +2773,7 @@
                 <w:szCs w:val="18"/>
                 <w:lang w:val="vi-VN"/>
               </w:rPr>
-              <w:t>returned</w:t>
+              <w:t xml:space="preserve"/>
             </w:r>
             <w:proofErr w:type="spellEnd"/>
             <w:r>
@@ -2782,7 +2782,7 @@
                 <w:szCs w:val="18"/>
                 <w:lang w:val="vi-VN"/>
               </w:rPr>
-              <w:t xml:space="preserve"> </w:t>
+              <w:t xml:space="preserve"/>
             </w:r>
             <w:proofErr w:type="spellStart"/>
             <w:r>
@@ -2791,7 +2791,7 @@
                 <w:szCs w:val="18"/>
                 <w:lang w:val="vi-VN"/>
               </w:rPr>
-              <w:t>only</w:t>
+              <w:t xml:space="preserve"/>
             </w:r>
             <w:proofErr w:type="spellEnd"/>
             <w:r>
@@ -2800,7 +2800,7 @@
                 <w:szCs w:val="18"/>
                 <w:lang w:val="vi-VN"/>
               </w:rPr>
-              <w:t xml:space="preserve"> </w:t>
+              <w:t xml:space="preserve"/>
             </w:r>
             <w:proofErr w:type="spellStart"/>
             <w:r>
@@ -2809,7 +2809,7 @@
                 <w:szCs w:val="18"/>
                 <w:lang w:val="vi-VN"/>
               </w:rPr>
-              <w:t>once</w:t>
+              <w:t xml:space="preserve"/>
             </w:r>
             <w:proofErr w:type="spellEnd"/>
             <w:r>
@@ -2818,7 +2818,7 @@
                 <w:szCs w:val="18"/>
                 <w:lang w:val="vi-VN"/>
               </w:rPr>
-              <w:t xml:space="preserve">, </w:t>
+              <w:t xml:space="preserve"/>
             </w:r>
             <w:proofErr w:type="spellStart"/>
             <w:r>
@@ -2827,7 +2827,7 @@
                 <w:szCs w:val="18"/>
                 <w:lang w:val="vi-VN"/>
               </w:rPr>
-              <w:t>upon</w:t>
+              <w:t xml:space="preserve"/>
             </w:r>
             <w:proofErr w:type="spellEnd"/>
             <w:r>
@@ -2836,7 +2836,7 @@
                 <w:szCs w:val="18"/>
                 <w:lang w:val="vi-VN"/>
               </w:rPr>
-              <w:t xml:space="preserve"> </w:t>
+              <w:t xml:space="preserve"/>
             </w:r>
             <w:proofErr w:type="spellStart"/>
             <w:r>
@@ -2845,7 +2845,7 @@
                 <w:szCs w:val="18"/>
                 <w:lang w:val="vi-VN"/>
               </w:rPr>
-              <w:t>creation</w:t>
+              <w:t xml:space="preserve"/>
             </w:r>
             <w:proofErr w:type="spellEnd"/>
             <w:r>
@@ -2854,7 +2854,7 @@
                 <w:szCs w:val="18"/>
                 <w:lang w:val="vi-VN"/>
               </w:rPr>
-              <w:t xml:space="preserve">; the </w:t>
+              <w:t xml:space="preserve"/>
             </w:r>
             <w:proofErr w:type="spellStart"/>
             <w:r>
@@ -2863,7 +2863,7 @@
                 <w:szCs w:val="18"/>
                 <w:lang w:val="vi-VN"/>
               </w:rPr>
-              <w:t>system</w:t>
+              <w:t xml:space="preserve"/>
             </w:r>
             <w:proofErr w:type="spellEnd"/>
             <w:r>
@@ -2872,7 +2872,7 @@
                 <w:szCs w:val="18"/>
                 <w:lang w:val="vi-VN"/>
               </w:rPr>
-              <w:t xml:space="preserve"> </w:t>
+              <w:t xml:space="preserve"/>
             </w:r>
             <w:proofErr w:type="spellStart"/>
             <w:r>
@@ -2881,7 +2881,7 @@
                 <w:szCs w:val="18"/>
                 <w:lang w:val="vi-VN"/>
               </w:rPr>
-              <w:t>stores</w:t>
+              <w:t xml:space="preserve"/>
             </w:r>
             <w:proofErr w:type="spellEnd"/>
             <w:r>
@@ -2890,7 +2890,7 @@
                 <w:szCs w:val="18"/>
                 <w:lang w:val="vi-VN"/>
               </w:rPr>
-              <w:t xml:space="preserve"> </w:t>
+              <w:t xml:space="preserve"/>
             </w:r>
             <w:proofErr w:type="spellStart"/>
             <w:r>
@@ -2899,7 +2899,7 @@
                 <w:szCs w:val="18"/>
                 <w:lang w:val="vi-VN"/>
               </w:rPr>
-              <w:t>only</w:t>
+              <w:t xml:space="preserve"/>
             </w:r>
             <w:proofErr w:type="spellEnd"/>
             <w:r>
@@ -2908,7 +2908,7 @@
                 <w:szCs w:val="18"/>
                 <w:lang w:val="vi-VN"/>
               </w:rPr>
-              <w:t xml:space="preserve"> </w:t>
+              <w:t xml:space="preserve"/>
             </w:r>
             <w:proofErr w:type="spellStart"/>
             <w:r>
@@ -2917,7 +2917,7 @@
                 <w:szCs w:val="18"/>
                 <w:lang w:val="vi-VN"/>
               </w:rPr>
-              <w:t>its</w:t>
+              <w:t xml:space="preserve"/>
             </w:r>
             <w:proofErr w:type="spellEnd"/>
             <w:r>
@@ -2926,7 +2926,7 @@
                 <w:szCs w:val="18"/>
                 <w:lang w:val="vi-VN"/>
               </w:rPr>
-              <w:t xml:space="preserve"> SHA-256 </w:t>
+              <w:t xml:space="preserve"/>
             </w:r>
             <w:proofErr w:type="spellStart"/>
             <w:r>
@@ -2935,7 +2935,7 @@
                 <w:szCs w:val="18"/>
                 <w:lang w:val="vi-VN"/>
               </w:rPr>
-              <w:t>hash</w:t>
+              <w:t xml:space="preserve"/>
             </w:r>
             <w:proofErr w:type="spellEnd"/>
             <w:r>
@@ -2944,7 +2944,7 @@
                 <w:szCs w:val="18"/>
                 <w:lang w:val="vi-VN"/>
               </w:rPr>
-              <w:t xml:space="preserve"> </w:t>
+              <w:t xml:space="preserve"/>
             </w:r>
             <w:proofErr w:type="spellStart"/>
             <w:r>
@@ -2953,7 +2953,7 @@
                 <w:szCs w:val="18"/>
                 <w:lang w:val="vi-VN"/>
               </w:rPr>
-              <w:t>for</w:t>
+              <w:t xml:space="preserve"/>
             </w:r>
             <w:proofErr w:type="spellEnd"/>
             <w:r>
@@ -2962,7 +2962,7 @@
                 <w:szCs w:val="18"/>
                 <w:lang w:val="vi-VN"/>
               </w:rPr>
-              <w:t xml:space="preserve"> </w:t>
+              <w:t xml:space="preserve"/>
             </w:r>
             <w:proofErr w:type="spellStart"/>
             <w:r>
@@ -2971,7 +2971,7 @@
                 <w:szCs w:val="18"/>
                 <w:lang w:val="vi-VN"/>
               </w:rPr>
-              <w:t>validation</w:t>
+              <w:t xml:space="preserve"/>
             </w:r>
             <w:proofErr w:type="spellEnd"/>
             <w:r>
@@ -2980,7 +2980,7 @@
                 <w:szCs w:val="18"/>
                 <w:lang w:val="vi-VN"/>
               </w:rPr>
-              <w:t xml:space="preserve"> </w:t>
+              <w:t xml:space="preserve"/>
             </w:r>
             <w:proofErr w:type="spellStart"/>
             <w:r>
@@ -2989,7 +2989,7 @@
                 <w:szCs w:val="18"/>
                 <w:lang w:val="vi-VN"/>
               </w:rPr>
-              <w:t>and</w:t>
+              <w:t xml:space="preserve"/>
             </w:r>
             <w:proofErr w:type="spellEnd"/>
             <w:r>
@@ -2998,7 +2998,7 @@
                 <w:szCs w:val="18"/>
                 <w:lang w:val="vi-VN"/>
               </w:rPr>
-              <w:t xml:space="preserve"> a </w:t>
+              <w:t xml:space="preserve"/>
             </w:r>
             <w:proofErr w:type="spellStart"/>
             <w:r>
@@ -3007,7 +3007,7 @@
                 <w:szCs w:val="18"/>
                 <w:lang w:val="vi-VN"/>
               </w:rPr>
-              <w:t>four-character</w:t>
+              <w:t xml:space="preserve"/>
             </w:r>
             <w:proofErr w:type="spellEnd"/>
             <w:r>
@@ -3016,7 +3016,7 @@
                 <w:szCs w:val="18"/>
                 <w:lang w:val="vi-VN"/>
               </w:rPr>
-              <w:t xml:space="preserve"> </w:t>
+              <w:t xml:space="preserve"/>
             </w:r>
             <w:proofErr w:type="spellStart"/>
             <w:r>
@@ -3025,7 +3025,7 @@
                 <w:szCs w:val="18"/>
                 <w:lang w:val="vi-VN"/>
               </w:rPr>
-              <w:t>hint</w:t>
+              <w:t xml:space="preserve"/>
             </w:r>
             <w:proofErr w:type="spellEnd"/>
             <w:r>
@@ -3034,7 +3034,7 @@
                 <w:szCs w:val="18"/>
                 <w:lang w:val="vi-VN"/>
               </w:rPr>
-              <w:t xml:space="preserve"> </w:t>
+              <w:t xml:space="preserve"/>
             </w:r>
             <w:proofErr w:type="spellStart"/>
             <w:r>
@@ -3043,7 +3043,7 @@
                 <w:szCs w:val="18"/>
                 <w:lang w:val="vi-VN"/>
               </w:rPr>
-              <w:t>for</w:t>
+              <w:t xml:space="preserve"/>
             </w:r>
             <w:proofErr w:type="spellEnd"/>
             <w:r>
@@ -3052,7 +3052,7 @@
                 <w:szCs w:val="18"/>
                 <w:lang w:val="vi-VN"/>
               </w:rPr>
-              <w:t xml:space="preserve"> </w:t>
+              <w:t xml:space="preserve"/>
             </w:r>
             <w:proofErr w:type="spellStart"/>
             <w:r>
@@ -3061,7 +3061,7 @@
                 <w:szCs w:val="18"/>
                 <w:lang w:val="vi-VN"/>
               </w:rPr>
-              <w:t>identification</w:t>
+              <w:t xml:space="preserve"/>
             </w:r>
             <w:proofErr w:type="spellEnd"/>
             <w:r>
@@ -3070,7 +3070,7 @@
                 <w:szCs w:val="18"/>
                 <w:lang w:val="vi-VN"/>
               </w:rPr>
-              <w:t xml:space="preserve">. </w:t>
+              <w:t xml:space="preserve"/>
             </w:r>
             <w:proofErr w:type="spellStart"/>
             <w:r>
@@ -3079,7 +3079,7 @@
                 <w:szCs w:val="18"/>
                 <w:lang w:val="vi-VN"/>
               </w:rPr>
-              <w:t>Learners</w:t>
+              <w:t xml:space="preserve"/>
             </w:r>
             <w:proofErr w:type="spellEnd"/>
             <w:r>
@@ -3088,7 +3088,7 @@
                 <w:szCs w:val="18"/>
                 <w:lang w:val="vi-VN"/>
               </w:rPr>
-              <w:t xml:space="preserve"> </w:t>
+              <w:t xml:space="preserve"/>
             </w:r>
             <w:proofErr w:type="spellStart"/>
             <w:r>
@@ -3097,7 +3097,7 @@
                 <w:szCs w:val="18"/>
                 <w:lang w:val="vi-VN"/>
               </w:rPr>
-              <w:t>redeem</w:t>
+              <w:t xml:space="preserve"/>
             </w:r>
             <w:proofErr w:type="spellEnd"/>
             <w:r>
@@ -3106,7 +3106,7 @@
                 <w:szCs w:val="18"/>
                 <w:lang w:val="vi-VN"/>
               </w:rPr>
-              <w:t xml:space="preserve"> a </w:t>
+              <w:t xml:space="preserve"/>
             </w:r>
             <w:proofErr w:type="spellStart"/>
             <w:r>
@@ -3115,7 +3115,7 @@
                 <w:szCs w:val="18"/>
                 <w:lang w:val="vi-VN"/>
               </w:rPr>
-              <w:t>key</w:t>
+              <w:t xml:space="preserve"/>
             </w:r>
             <w:proofErr w:type="spellEnd"/>
             <w:r>
@@ -3124,7 +3124,7 @@
                 <w:szCs w:val="18"/>
                 <w:lang w:val="vi-VN"/>
               </w:rPr>
-              <w:t xml:space="preserve"> to </w:t>
+              <w:t xml:space="preserve"/>
             </w:r>
             <w:proofErr w:type="spellStart"/>
             <w:r>
@@ -3133,7 +3133,7 @@
                 <w:szCs w:val="18"/>
                 <w:lang w:val="vi-VN"/>
               </w:rPr>
-              <w:t>receive</w:t>
+              <w:t xml:space="preserve"/>
             </w:r>
             <w:proofErr w:type="spellEnd"/>
             <w:r>
@@ -3142,7 +3142,7 @@
                 <w:szCs w:val="18"/>
                 <w:lang w:val="vi-VN"/>
               </w:rPr>
-              <w:t xml:space="preserve"> </w:t>
+              <w:t xml:space="preserve"/>
             </w:r>
             <w:proofErr w:type="spellStart"/>
             <w:r>
@@ -3151,7 +3151,7 @@
                 <w:szCs w:val="18"/>
                 <w:lang w:val="vi-VN"/>
               </w:rPr>
-              <w:t>additional</w:t>
+              <w:t xml:space="preserve"/>
             </w:r>
             <w:proofErr w:type="spellEnd"/>
             <w:r>
@@ -3160,7 +3160,7 @@
                 <w:szCs w:val="18"/>
                 <w:lang w:val="vi-VN"/>
               </w:rPr>
-              <w:t xml:space="preserve"> </w:t>
+              <w:t xml:space="preserve"/>
             </w:r>
             <w:proofErr w:type="spellStart"/>
             <w:r>
@@ -3169,7 +3169,7 @@
                 <w:szCs w:val="18"/>
                 <w:lang w:val="vi-VN"/>
               </w:rPr>
-              <w:t>days</w:t>
+              <w:t xml:space="preserve"/>
             </w:r>
             <w:proofErr w:type="spellEnd"/>
             <w:r>
@@ -3178,7 +3178,7 @@
                 <w:szCs w:val="18"/>
                 <w:lang w:val="vi-VN"/>
               </w:rPr>
-              <w:t xml:space="preserve"> </w:t>
+              <w:t xml:space="preserve"/>
             </w:r>
             <w:proofErr w:type="spellStart"/>
             <w:r>
@@ -3187,7 +3187,7 @@
                 <w:szCs w:val="18"/>
                 <w:lang w:val="vi-VN"/>
               </w:rPr>
-              <w:t>of</w:t>
+              <w:t xml:space="preserve"/>
             </w:r>
             <w:proofErr w:type="spellEnd"/>
             <w:r>
@@ -3196,7 +3196,7 @@
                 <w:szCs w:val="18"/>
                 <w:lang w:val="vi-VN"/>
               </w:rPr>
-              <w:t xml:space="preserve"> Premium </w:t>
+              <w:t xml:space="preserve"/>
             </w:r>
             <w:proofErr w:type="spellStart"/>
             <w:r>
@@ -3205,7 +3205,7 @@
                 <w:szCs w:val="18"/>
                 <w:lang w:val="vi-VN"/>
               </w:rPr>
-              <w:t>access</w:t>
+              <w:t xml:space="preserve"/>
             </w:r>
             <w:proofErr w:type="spellEnd"/>
             <w:r>
@@ -3214,7 +3214,7 @@
                 <w:szCs w:val="18"/>
                 <w:lang w:val="vi-VN"/>
               </w:rPr>
-              <w:t xml:space="preserve"> </w:t>
+              <w:t xml:space="preserve"/>
             </w:r>
             <w:proofErr w:type="spellStart"/>
             <w:r>
@@ -3223,7 +3223,7 @@
                 <w:szCs w:val="18"/>
                 <w:lang w:val="vi-VN"/>
               </w:rPr>
-              <w:t>or</w:t>
+              <w:t xml:space="preserve"/>
             </w:r>
             <w:proofErr w:type="spellEnd"/>
             <w:r>
@@ -3232,7 +3232,7 @@
                 <w:szCs w:val="18"/>
                 <w:lang w:val="vi-VN"/>
               </w:rPr>
-              <w:t xml:space="preserve"> Premium </w:t>
+              <w:t xml:space="preserve"/>
             </w:r>
             <w:proofErr w:type="spellStart"/>
             <w:r>
@@ -3241,7 +3241,7 @@
                 <w:szCs w:val="18"/>
                 <w:lang w:val="vi-VN"/>
               </w:rPr>
-              <w:t>points</w:t>
+              <w:t xml:space="preserve"/>
             </w:r>
             <w:proofErr w:type="spellEnd"/>
             <w:r>
@@ -3250,7 +3250,7 @@
                 <w:szCs w:val="18"/>
                 <w:lang w:val="vi-VN"/>
               </w:rPr>
-              <w:t xml:space="preserve">. </w:t>
+              <w:t xml:space="preserve"/>
             </w:r>
             <w:proofErr w:type="spellStart"/>
             <w:r>
@@ -3259,7 +3259,7 @@
                 <w:szCs w:val="18"/>
                 <w:lang w:val="vi-VN"/>
               </w:rPr>
-              <w:t>Each</w:t>
+              <w:t xml:space="preserve"/>
             </w:r>
             <w:proofErr w:type="spellEnd"/>
             <w:r>
@@ -3268,7 +3268,7 @@
                 <w:szCs w:val="18"/>
                 <w:lang w:val="vi-VN"/>
               </w:rPr>
-              <w:t xml:space="preserve"> </w:t>
+              <w:t xml:space="preserve"/>
             </w:r>
             <w:proofErr w:type="spellStart"/>
             <w:r>
@@ -3277,7 +3277,7 @@
                 <w:szCs w:val="18"/>
                 <w:lang w:val="vi-VN"/>
               </w:rPr>
-              <w:t>key</w:t>
+              <w:t xml:space="preserve"/>
             </w:r>
             <w:proofErr w:type="spellEnd"/>
             <w:r>
@@ -3286,7 +3286,7 @@
                 <w:szCs w:val="18"/>
                 <w:lang w:val="vi-VN"/>
               </w:rPr>
-              <w:t xml:space="preserve"> can be </w:t>
+              <w:t xml:space="preserve"/>
             </w:r>
             <w:proofErr w:type="spellStart"/>
             <w:r>
@@ -3295,7 +3295,7 @@
                 <w:szCs w:val="18"/>
                 <w:lang w:val="vi-VN"/>
               </w:rPr>
-              <w:t>redeemed</w:t>
+              <w:t xml:space="preserve"/>
             </w:r>
             <w:proofErr w:type="spellEnd"/>
             <w:r>
@@ -3304,7 +3304,7 @@
                 <w:szCs w:val="18"/>
                 <w:lang w:val="vi-VN"/>
               </w:rPr>
-              <w:t xml:space="preserve"> </w:t>
+              <w:t xml:space="preserve"/>
             </w:r>
             <w:proofErr w:type="spellStart"/>
             <w:r>
@@ -3313,7 +3313,7 @@
                 <w:szCs w:val="18"/>
                 <w:lang w:val="vi-VN"/>
               </w:rPr>
-              <w:t>only</w:t>
+              <w:t xml:space="preserve"/>
             </w:r>
             <w:proofErr w:type="spellEnd"/>
             <w:r>
@@ -3322,7 +3322,7 @@
                 <w:szCs w:val="18"/>
                 <w:lang w:val="vi-VN"/>
               </w:rPr>
-              <w:t xml:space="preserve"> </w:t>
+              <w:t xml:space="preserve"/>
             </w:r>
             <w:proofErr w:type="spellStart"/>
             <w:r>
@@ -3331,7 +3331,7 @@
                 <w:szCs w:val="18"/>
                 <w:lang w:val="vi-VN"/>
               </w:rPr>
-              <w:t>once</w:t>
+              <w:t xml:space="preserve"/>
             </w:r>
             <w:proofErr w:type="spellEnd"/>
             <w:r>
@@ -3340,7 +3340,7 @@
                 <w:szCs w:val="18"/>
                 <w:lang w:val="vi-VN"/>
               </w:rPr>
-              <w:t xml:space="preserve">, </w:t>
+              <w:t xml:space="preserve"/>
             </w:r>
             <w:proofErr w:type="spellStart"/>
             <w:r>
@@ -3349,7 +3349,7 @@
                 <w:szCs w:val="18"/>
                 <w:lang w:val="vi-VN"/>
               </w:rPr>
-              <w:t>and</w:t>
+              <w:t xml:space="preserve"/>
             </w:r>
             <w:proofErr w:type="spellEnd"/>
             <w:r>
@@ -3358,7 +3358,7 @@
                 <w:szCs w:val="18"/>
                 <w:lang w:val="vi-VN"/>
               </w:rPr>
-              <w:t xml:space="preserve"> </w:t>
+              <w:t xml:space="preserve"/>
             </w:r>
             <w:proofErr w:type="spellStart"/>
             <w:r>
@@ -3367,7 +3367,7 @@
                 <w:szCs w:val="18"/>
                 <w:lang w:val="vi-VN"/>
               </w:rPr>
-              <w:t>its</w:t>
+              <w:t xml:space="preserve"/>
             </w:r>
             <w:proofErr w:type="spellEnd"/>
             <w:r>
@@ -3376,7 +3376,7 @@
                 <w:szCs w:val="18"/>
                 <w:lang w:val="vi-VN"/>
               </w:rPr>
-              <w:t xml:space="preserve"> </w:t>
+              <w:t xml:space="preserve"/>
             </w:r>
             <w:proofErr w:type="spellStart"/>
             <w:r>
@@ -3385,7 +3385,7 @@
                 <w:szCs w:val="18"/>
                 <w:lang w:val="vi-VN"/>
               </w:rPr>
-              <w:t>value</w:t>
+              <w:t xml:space="preserve"/>
             </w:r>
             <w:proofErr w:type="spellEnd"/>
             <w:r>
@@ -3394,7 +3394,7 @@
                 <w:szCs w:val="18"/>
                 <w:lang w:val="vi-VN"/>
               </w:rPr>
-              <w:t xml:space="preserve"> </w:t>
+              <w:t xml:space="preserve"/>
             </w:r>
             <w:proofErr w:type="spellStart"/>
             <w:r>
@@ -3403,7 +3403,7 @@
                 <w:szCs w:val="18"/>
                 <w:lang w:val="vi-VN"/>
               </w:rPr>
-              <w:t>cannot</w:t>
+              <w:t xml:space="preserve"/>
             </w:r>
             <w:proofErr w:type="spellEnd"/>
             <w:r>
@@ -3412,7 +3412,7 @@
                 <w:szCs w:val="18"/>
                 <w:lang w:val="vi-VN"/>
               </w:rPr>
-              <w:t xml:space="preserve"> be </w:t>
+              <w:t xml:space="preserve"/>
             </w:r>
             <w:proofErr w:type="spellStart"/>
             <w:r>
@@ -3421,7 +3421,7 @@
                 <w:szCs w:val="18"/>
                 <w:lang w:val="vi-VN"/>
               </w:rPr>
-              <w:t>changed</w:t>
+              <w:t xml:space="preserve"/>
             </w:r>
             <w:proofErr w:type="spellEnd"/>
             <w:r>
@@ -3430,7 +3430,7 @@
                 <w:szCs w:val="18"/>
                 <w:lang w:val="vi-VN"/>
               </w:rPr>
-              <w:t xml:space="preserve"> </w:t>
+              <w:t xml:space="preserve"/>
             </w:r>
             <w:proofErr w:type="spellStart"/>
             <w:r>
@@ -3439,7 +3439,7 @@
                 <w:szCs w:val="18"/>
                 <w:lang w:val="vi-VN"/>
               </w:rPr>
-              <w:t>after</w:t>
+              <w:t xml:space="preserve"/>
             </w:r>
             <w:proofErr w:type="spellEnd"/>
             <w:r>
@@ -3448,7 +3448,7 @@
                 <w:szCs w:val="18"/>
                 <w:lang w:val="vi-VN"/>
               </w:rPr>
-              <w:t xml:space="preserve"> </w:t>
+              <w:t xml:space="preserve"/>
             </w:r>
             <w:proofErr w:type="spellStart"/>
             <w:r>
@@ -3457,7 +3457,7 @@
                 <w:szCs w:val="18"/>
                 <w:lang w:val="vi-VN"/>
               </w:rPr>
-              <w:t>creation</w:t>
+              <w:t xml:space="preserve"/>
             </w:r>
             <w:proofErr w:type="spellEnd"/>
             <w:r>
@@ -3466,15 +3466,8 @@
                 <w:szCs w:val="18"/>
                 <w:lang w:val="vi-VN"/>
               </w:rPr>
-              <w:t xml:space="preserve"> (BR-07, BR-08, BR-30).</w:t>
-            </w:r>
-          </w:p>
-          <w:p>
-            <w:pPr>
-              <w:rPr>
-                <w:lang w:val="vi-VN"/>
-              </w:rPr>
-            </w:pPr>
+              <w:t xml:space="preserve"/>
+            </w:r>
           </w:p>
         </w:tc>
       </w:tr>
@@ -3614,14 +3607,14 @@
                 <w:sz w:val="18"/>
                 <w:szCs w:val="18"/>
               </w:rPr>
-              <w:t>Premium content access</w:t>
-            </w:r>
-            <w:r>
-              <w:rPr>
-                <w:sz w:val="18"/>
-                <w:szCs w:val="18"/>
-              </w:rPr>
-              <w:t xml:space="preserve"> — Topics and practice sets carry access level FREE or PREMIUM and free topics come before Premium topics; a learner opens a Premium lesson </w:t>
+              <w:t xml:space="preserve">Premium content access — Topics and practice sets carry access level FREE or PREMIUM and free topics come before Premium topics within each course; a learner opens a Premium lesson or practice set only when their ACTIVE subscription includes the required feature key, otherwise HTTP 403 and nothing is recorded (BR-16, BR-34).</w:t>
+            </w:r>
+            <w:r>
+              <w:rPr>
+                <w:sz w:val="18"/>
+                <w:szCs w:val="18"/>
+              </w:rPr>
+              <w:t xml:space="preserve"/>
             </w:r>
             <w:r>
               <w:rPr>
@@ -3629,7 +3622,7 @@
                 <w:szCs w:val="18"/>
               </w:rPr>
               <w:lastRenderedPageBreak/>
-              <w:t>or practice set only when their ACTIVE subscription includes the required feature key, otherwise HTTP 403 and nothing is recorded (BR-16, BR-34).</w:t>
+              <w:t xml:space="preserve"/>
             </w:r>
           </w:p>
         </w:tc>
@@ -3771,14 +3764,14 @@
                 <w:sz w:val="18"/>
                 <w:szCs w:val="18"/>
               </w:rPr>
-              <w:t>Topics &amp; knowledge points</w:t>
-            </w:r>
-            <w:r>
-              <w:rPr>
-                <w:sz w:val="18"/>
-                <w:szCs w:val="18"/>
-              </w:rPr>
-              <w:t xml:space="preserve"> — Content Authors and Administrators define the topics of each skill and their knowledge points; changing the skill of a topic that has published lessons returns HTTP 409 TOPIC_SKILL_LOCKED (BR-12).</w:t>
+              <w:t xml:space="preserve">Courses, topics &amp; knowledge points — Content Authors and Administrators define courses by band level (one course per band level), the topics of each course and their knowledge points; changing the skill of a topic that has published lessons returns HTTP 409 TOPIC_SKILL_LOCKED (BR-12, BR-35).</w:t>
+            </w:r>
+            <w:r>
+              <w:rPr>
+                <w:sz w:val="18"/>
+                <w:szCs w:val="18"/>
+              </w:rPr>
+              <w:t xml:space="preserve"/>
             </w:r>
           </w:p>
         </w:tc>
@@ -3845,14 +3838,14 @@
                 <w:sz w:val="18"/>
                 <w:szCs w:val="18"/>
               </w:rPr>
-              <w:t>Question bank</w:t>
-            </w:r>
-            <w:r>
-              <w:rPr>
-                <w:sz w:val="18"/>
-                <w:szCs w:val="18"/>
-              </w:rPr>
-              <w:t xml:space="preserve"> — Versioned questions, each with an answer specification, explanation, hint, purpose (LEARNING or EXAM) and the knowledge points it tests (BR-14).</w:t>
+              <w:t xml:space="preserve">Question bank — Versioned questions, each with an answer specification, explanation, hint, purpose (LEARNING, EXAM or PLACEMENT, fixed at creation) and the knowledge points it tests; only ADMIN and CONTENT_AUTHOR read the bank (BR-14).</w:t>
+            </w:r>
+            <w:r>
+              <w:rPr>
+                <w:sz w:val="18"/>
+                <w:szCs w:val="18"/>
+              </w:rPr>
+              <w:t xml:space="preserve"/>
             </w:r>
           </w:p>
         </w:tc>
@@ -3919,14 +3912,14 @@
                 <w:sz w:val="18"/>
                 <w:szCs w:val="18"/>
               </w:rPr>
-              <w:t>Content packages &amp; publishing</w:t>
-            </w:r>
-            <w:r>
-              <w:rPr>
-                <w:sz w:val="18"/>
-                <w:szCs w:val="18"/>
-              </w:rPr>
-              <w:t xml:space="preserve"> — Questions are grouped into versioned packages (PRACTICE_SET, TOPIC_TEST, MOCK_TEST, PLACEMENT_TEST, QUIZ, LESSON) that go from DRAFT to PUBLISHED only when every question has one owner and a purpose that fits the package type, otherwise nothing is published; a started attempt keeps its snapshotted version (BR-13, BR-14).</w:t>
+              <w:t xml:space="preserve">Content packages &amp; publishing — Questions are grouped into versioned packages (PRACTICE_SET, TOPIC_TEST, COURSE_TEST, MOCK_TEST, PLACEMENT_TEST, QUIZ, LESSON) that go from DRAFT to PUBLISHED only when every question has one owner and a purpose that fits the package type, a practice set uses only skills its lesson teaches and every Writing essay has a pass band; otherwise nothing is published; a started attempt keeps its snapshotted version (BR-13, BR-14).</w:t>
+            </w:r>
+            <w:r>
+              <w:rPr>
+                <w:sz w:val="18"/>
+                <w:szCs w:val="18"/>
+              </w:rPr>
+              <w:t xml:space="preserve"/>
             </w:r>
           </w:p>
         </w:tc>
@@ -4067,14 +4060,14 @@
                 <w:sz w:val="18"/>
                 <w:szCs w:val="18"/>
               </w:rPr>
-              <w:t>Lesson authoring</w:t>
-            </w:r>
-            <w:r>
-              <w:rPr>
-                <w:sz w:val="18"/>
-                <w:szCs w:val="18"/>
-              </w:rPr>
-              <w:t xml:space="preserve"> — A Content Author creates a lesson in a topic (inheriting its skill), orders its theory, asset, exercise and essay blocks and publishes it; an essay block holds exactly one question and a Task 1 essay needs chart facts and an image; adding a question of another skill is rejected; published lessons appear in the learning path (BR-12, BR-13).</w:t>
+              <w:t xml:space="preserve">Lesson authoring — A Content Author creates a lesson in a topic, orders its theory, asset, exercise and essay blocks and publishes it; a lesson teaches the skills of its questions, so one lesson can cover Reading, Listening and Writing; an essay block holds exactly one question with a pass band from 4.0 to 9.0 and a Task 1 essay needs chart facts and an image; published lessons appear in the learning path (BR-12, BR-13).</w:t>
+            </w:r>
+            <w:r>
+              <w:rPr>
+                <w:sz w:val="18"/>
+                <w:szCs w:val="18"/>
+              </w:rPr>
+              <w:t xml:space="preserve"/>
             </w:r>
           </w:p>
         </w:tc>
@@ -4141,14 +4134,14 @@
                 <w:sz w:val="18"/>
                 <w:szCs w:val="18"/>
               </w:rPr>
-              <w:t>Skill-based learning path</w:t>
-            </w:r>
-            <w:r>
-              <w:rPr>
-                <w:sz w:val="18"/>
-                <w:szCs w:val="18"/>
-              </w:rPr>
-              <w:t xml:space="preserve"> — One ordered topic sequence per skill with the status derived at read time: PASSED, exactly one IN_PROGRESS topic, later topics LOCKED; passing is permanent; Content unavailable returns HTTP 503 or 502 and changes no progress (BR-15, BR-16).</w:t>
+              <w:t xml:space="preserve">Course-based learning path — One ordered topic sequence per course with the status derived at read time: PASSED, exactly one IN_PROGRESS topic per course, later topics LOCKED; passing is permanent; every ACTIVE course is open with or without a placement result, and the course list marks the course recommended from the latest placement band; Content unavailable returns HTTP 503 or 502 and changes no progress (BR-15, BR-16, BR-35, BR-36, BR-40).</w:t>
+            </w:r>
+            <w:r>
+              <w:rPr>
+                <w:sz w:val="18"/>
+                <w:szCs w:val="18"/>
+              </w:rPr>
+              <w:t xml:space="preserve"/>
             </w:r>
           </w:p>
         </w:tc>
@@ -4215,14 +4208,14 @@
                 <w:sz w:val="18"/>
                 <w:szCs w:val="18"/>
               </w:rPr>
-              <w:t>Lesson access gates &amp; delivery</w:t>
-            </w:r>
-            <w:r>
-              <w:rPr>
-                <w:sz w:val="18"/>
-                <w:szCs w:val="18"/>
-              </w:rPr>
-              <w:t xml:space="preserve"> — Gates checked in order: pending review of the skill (403 REVIEW_REQUIRED), locked topic (403 TOPIC_LOCKED), earlier lesson not completed (403 LESSON_LOCKED); lesson blocks are delivered without answer specifications (BR-17, BR-19).</w:t>
+              <w:t xml:space="preserve">Lesson access gates &amp; delivery — Gates checked in order: pending review in a skill the lesson teaches or from an earlier lesson’s practice (403 REVIEW_REQUIRED), locked topic (403 TOPIC_LOCKED), earlier lesson not completed (403 LESSON_LOCKED), earlier lesson’s practice not cleared (403 PRACTICE_REQUIRED); lesson blocks are delivered without answer specifications (BR-17, BR-19, BR-38).</w:t>
+            </w:r>
+            <w:r>
+              <w:rPr>
+                <w:sz w:val="18"/>
+                <w:szCs w:val="18"/>
+              </w:rPr>
+              <w:t xml:space="preserve"/>
             </w:r>
           </w:p>
         </w:tc>
@@ -4675,14 +4668,14 @@
                 <w:sz w:val="18"/>
                 <w:szCs w:val="18"/>
               </w:rPr>
-              <w:t>Lesson practice</w:t>
-            </w:r>
-            <w:r>
-              <w:rPr>
-                <w:sz w:val="18"/>
-                <w:szCs w:val="18"/>
-              </w:rPr>
-              <w:t xml:space="preserve"> — Practice sets open after the lesson is completed; each set is graded once and always reveals its solutions; a weak knowledge point on the first submission opens a review; a package the learner has seen is never reused as a review set (BR-18, BR-20, BR-21).</w:t>
+              <w:t xml:space="preserve">Lesson practice — Practice sets open after the lesson is completed; each set is scored per skill and always reveals its solutions; a Reading or Listening knowledge point below 70% on the first submission opens a review; practice clears once every objective skill is cleared, and only then does the next lesson open; a package the learner has seen is never reused as a review set (BR-17, BR-18, BR-20, BR-21, BR-38).</w:t>
+            </w:r>
+            <w:r>
+              <w:rPr>
+                <w:sz w:val="18"/>
+                <w:szCs w:val="18"/>
+              </w:rPr>
+              <w:t xml:space="preserve"/>
             </w:r>
           </w:p>
         </w:tc>
@@ -4749,14 +4742,14 @@
                 <w:sz w:val="18"/>
                 <w:szCs w:val="18"/>
               </w:rPr>
-              <w:t>Review ladder</w:t>
-            </w:r>
-            <w:r>
-              <w:rPr>
-                <w:sz w:val="18"/>
-                <w:szCs w:val="18"/>
-              </w:rPr>
-              <w:t xml:space="preserve"> — A review runs set with hints → theory with up to 3 quick-check questions → second set; 70% makes it DONE; a second failed set or no unseen set makes it SKIPPED; a pending review blocks only its own skill (BR-17, BR-20, BR-21).</w:t>
+              <w:t xml:space="preserve">Review ladder — A review gives unseen sets with hints until one reaches 70% (DONE); the first failed set is followed by theory with up to 3 quick-check questions and later failed sets go straight to a new set; it is SKIPPED only when no unseen set remains; a pending review blocks the lessons, practice and topic test of its skill and, when opened by a lesson’s practice, the later lessons of that topic (BR-17, BR-20, BR-21).</w:t>
+            </w:r>
+            <w:r>
+              <w:rPr>
+                <w:sz w:val="18"/>
+                <w:szCs w:val="18"/>
+              </w:rPr>
+              <w:t xml:space="preserve"/>
             </w:r>
           </w:p>
         </w:tc>
@@ -4972,14 +4965,14 @@
                 <w:sz w:val="18"/>
                 <w:szCs w:val="18"/>
               </w:rPr>
-              <w:t>Auto-grading &amp; results</w:t>
-            </w:r>
-            <w:r>
-              <w:rPr>
-                <w:sz w:val="18"/>
-                <w:szCs w:val="18"/>
-              </w:rPr>
-              <w:t xml:space="preserve"> — Objective questions are graded at submit; </w:t>
+              <w:t xml:space="preserve">Auto-grading &amp; results — Objective questions are graded at submit; essays in topic and course tests are graded by the LLM at no point cost, or by an Examiner when the LLM cannot grade them, before the result is final; the final result is published to learning as AssessmentCompleted.v2; solutions are shown only when the result reaches 70% (BR-24, BR-25, BR-30, BR-39).</w:t>
+            </w:r>
+            <w:r>
+              <w:rPr>
+                <w:sz w:val="18"/>
+                <w:szCs w:val="18"/>
+              </w:rPr>
+              <w:t xml:space="preserve"/>
             </w:r>
             <w:proofErr w:type="gramStart"/>
             <w:r>
@@ -4987,7 +4980,7 @@
                 <w:sz w:val="18"/>
                 <w:szCs w:val="18"/>
               </w:rPr>
-              <w:t>the final result</w:t>
+              <w:t xml:space="preserve"/>
             </w:r>
             <w:proofErr w:type="gramEnd"/>
             <w:r>
@@ -4995,7 +4988,7 @@
                 <w:sz w:val="18"/>
                 <w:szCs w:val="18"/>
               </w:rPr>
-              <w:t xml:space="preserve"> is published to learning as AssessmentCompleted.v2; solutions are shown only when the result reaches 70% (BR-24, BR-25, BR-30).</w:t>
+              <w:t xml:space="preserve"/>
             </w:r>
           </w:p>
         </w:tc>
@@ -5285,14 +5278,14 @@
                 <w:sz w:val="18"/>
                 <w:szCs w:val="18"/>
               </w:rPr>
-              <w:t>Placement test</w:t>
-            </w:r>
-            <w:r>
-              <w:rPr>
-                <w:sz w:val="18"/>
-                <w:szCs w:val="18"/>
-              </w:rPr>
-              <w:t xml:space="preserve"> — A</w:t>
+              <w:t xml:space="preserve">Placement test — An optional PLACEMENT_TEST package of PLACEMENT questions taken once as an assessment attempt (an Administrator can allow one more); sections are handed in in order and answers are saved for resuming; the result records a placement band and the course list recommends a course; the result never passes or locks a topic or course (BR-14, BR-25, BR-36, BR-41).</w:t>
+            </w:r>
+            <w:r>
+              <w:rPr>
+                <w:sz w:val="18"/>
+                <w:szCs w:val="18"/>
+              </w:rPr>
+              <w:t xml:space="preserve"/>
             </w:r>
             <w:proofErr w:type="gramEnd"/>
             <w:r>
@@ -5300,7 +5293,7 @@
                 <w:sz w:val="18"/>
                 <w:szCs w:val="18"/>
               </w:rPr>
-              <w:t xml:space="preserve"> new learner takes a published PLACEMENT_TEST package of EXAM questions once, as an assessment attempt, to estimate a starting level; a second placement test is rejected and the first result stays; the result never passes or locks a topic (BR-14, BR-25).</w:t>
+              <w:t xml:space="preserve"/>
             </w:r>
           </w:p>
         </w:tc>
@@ -6724,6 +6717,80 @@
                 <w:szCs w:val="18"/>
               </w:rPr>
               <w:t xml:space="preserve"> — Every notification appears in the learner's in-app list, newest first, and can be marked as read; each external delivery attempt is recorded with the provider result, and a failed delivery is retried without creating a second notification (BR-27, BR-32).</w:t>
+            </w:r>
+          </w:p>
+        </w:tc>
+      </w:tr>
+      <w:tr>
+        <w:tc>
+          <w:tcPr>
+            <w:tcW w:w="1400" w:type="dxa"/>
+            <w:tcBorders>
+              <w:top w:val="single" w:sz="1" w:space="0" w:color="AAAAAA"/>
+              <w:left w:val="single" w:sz="1" w:space="0" w:color="AAAAAA"/>
+              <w:bottom w:val="single" w:sz="1" w:space="0" w:color="AAAAAA"/>
+              <w:right w:val="single" w:sz="1" w:space="0" w:color="AAAAAA"/>
+            </w:tcBorders>
+            <w:shd w:val="clear" w:color="auto" w:fill="FFFFFF"/>
+            <w:tcMar>
+              <w:top w:w="80" w:type="dxa"/>
+              <w:left w:w="120" w:type="dxa"/>
+              <w:bottom w:w="80" w:type="dxa"/>
+              <w:right w:w="120" w:type="dxa"/>
+            </w:tcMar>
+            <w:vAlign w:val="center"/>
+          </w:tcPr>
+          <w:p>
+            <w:pPr>
+              <w:jc w:val="center"/>
+            </w:pPr>
+            <w:r>
+              <w:rPr>
+                <w:b/>
+                <w:bCs/>
+                <w:color w:val="1F3864"/>
+                <w:sz w:val="18"/>
+                <w:szCs w:val="18"/>
+              </w:rPr>
+              <w:t xml:space="preserve">FT-55</w:t>
+            </w:r>
+          </w:p>
+        </w:tc>
+        <w:tc>
+          <w:tcPr>
+            <w:tcW w:w="7626" w:type="dxa"/>
+            <w:tcBorders>
+              <w:top w:val="single" w:sz="1" w:space="0" w:color="AAAAAA"/>
+              <w:left w:val="single" w:sz="1" w:space="0" w:color="AAAAAA"/>
+              <w:bottom w:val="single" w:sz="1" w:space="0" w:color="AAAAAA"/>
+              <w:right w:val="single" w:sz="1" w:space="0" w:color="AAAAAA"/>
+            </w:tcBorders>
+            <w:shd w:val="clear" w:color="auto" w:fill="FFFFFF"/>
+            <w:tcMar>
+              <w:top w:w="80" w:type="dxa"/>
+              <w:left w:w="120" w:type="dxa"/>
+              <w:bottom w:w="80" w:type="dxa"/>
+              <w:right w:w="120" w:type="dxa"/>
+            </w:tcMar>
+            <w:vAlign w:val="center"/>
+          </w:tcPr>
+          <w:p>
+            <w:r>
+              <w:rPr>
+                <w:b/>
+                <w:bCs/>
+                <w:color w:val="1F3864"/>
+                <w:sz w:val="18"/>
+                <w:szCs w:val="18"/>
+              </w:rPr>
+              <w:t xml:space="preserve">Course final test — A single-use test code for a course’s final test is issued once every topic of the course is PASSED; the COURSE_TEST is taken as a COURSE_GATE attempt with its essays graded as in FT-31; 70% or more passes the course permanently, and the result never locks or reopens a topic (BR-15, BR-22, BR-23, BR-25, BR-37, BR-39).</w:t>
+            </w:r>
+            <w:r>
+              <w:rPr>
+                <w:sz w:val="18"/>
+                <w:szCs w:val="18"/>
+              </w:rPr>
+              <w:t xml:space="preserve"/>
             </w:r>
           </w:p>
         </w:tc>
@@ -7811,14 +7878,14 @@
                 <w:sz w:val="18"/>
                 <w:szCs w:val="18"/>
               </w:rPr>
-              <w:t>Reliability — LLM outage isolation</w:t>
-            </w:r>
-            <w:r>
-              <w:rPr>
-                <w:sz w:val="18"/>
-                <w:szCs w:val="18"/>
-              </w:rPr>
-              <w:t xml:space="preserve"> — If the LLM is not configured or does not answer, only Writing grading stops with HTTP 503; every other feature keeps working and no points are taken (BR-10, NFR-P03).</w:t>
+              <w:t xml:space="preserve">Reliability — LLM outage isolation — If the LLM is not configured or does not answer, only Writing grading stops: lesson and practice essays return HTTP 503 and take no points, and essays in topic and course tests go to an examiner; every other feature keeps working (BR-10, BR-39, NFR-P03).</w:t>
+            </w:r>
+            <w:r>
+              <w:rPr>
+                <w:sz w:val="18"/>
+                <w:szCs w:val="18"/>
+              </w:rPr>
+              <w:t xml:space="preserve"/>
             </w:r>
           </w:p>
         </w:tc>
@@ -8181,14 +8248,14 @@
                 <w:sz w:val="18"/>
                 <w:szCs w:val="18"/>
               </w:rPr>
-              <w:t>Security — password &amp; secret storage</w:t>
-            </w:r>
-            <w:r>
-              <w:rPr>
-                <w:sz w:val="18"/>
-                <w:szCs w:val="18"/>
-              </w:rPr>
-              <w:t xml:space="preserve"> — A password has at least 6 characters and at most 72 bytes at registration and reset and is stored only as a </w:t>
+              <w:t xml:space="preserve">Security — password &amp; secret storage — A password has 6 to 72 characters and at most 72 bytes at registration and reset and is stored only as a BCrypt hash; refresh tokens, reset tokens and activation keys are stored only as SHA-256 hashes (BR-02, FT-11).</w:t>
+            </w:r>
+            <w:r>
+              <w:rPr>
+                <w:sz w:val="18"/>
+                <w:szCs w:val="18"/>
+              </w:rPr>
+              <w:t xml:space="preserve"/>
             </w:r>
             <w:proofErr w:type="spellStart"/>
             <w:r>
@@ -8196,7 +8263,7 @@
                 <w:sz w:val="18"/>
                 <w:szCs w:val="18"/>
               </w:rPr>
-              <w:t>BCrypt</w:t>
+              <w:t xml:space="preserve"/>
             </w:r>
             <w:proofErr w:type="spellEnd"/>
             <w:r>
@@ -8204,7 +8271,7 @@
                 <w:sz w:val="18"/>
                 <w:szCs w:val="18"/>
               </w:rPr>
-              <w:t xml:space="preserve"> hash; refresh tokens, reset tokens and activation keys are stored only as SHA-256 hashes (BR-02, FT-11).</w:t>
+              <w:t xml:space="preserve"/>
             </w:r>
           </w:p>
         </w:tc>
@@ -8880,14 +8947,14 @@
                 <w:sz w:val="18"/>
                 <w:szCs w:val="18"/>
               </w:rPr>
-              <w:t>Security — LLM cost cap</w:t>
-            </w:r>
-            <w:r>
-              <w:rPr>
-                <w:sz w:val="18"/>
-                <w:szCs w:val="18"/>
-              </w:rPr>
-              <w:t xml:space="preserve"> — AI Writing grading is limited to 10 gradings per learner per calendar day in Vietnam time and each grading costs 3 points (BR-10, BR-11; both configurable).</w:t>
+              <w:t xml:space="preserve">Security — LLM cost cap — AI grading of lesson and practice essays is limited to 10 per learner per calendar day in Vietnam time at 3 points each; free grading of essays in topic and course tests is limited to 20 per learner per day, after which they go to an examiner (BR-10, BR-11, BR-39; all configurable).</w:t>
+            </w:r>
+            <w:r>
+              <w:rPr>
+                <w:sz w:val="18"/>
+                <w:szCs w:val="18"/>
+              </w:rPr>
+              <w:t xml:space="preserve"/>
             </w:r>
           </w:p>
         </w:tc>
@@ -10185,7 +10252,7 @@
                 <w:sz w:val="18"/>
                 <w:szCs w:val="18"/>
               </w:rPr>
-              <w:t xml:space="preserve">NFR-S02 targets are still [TBC]; the others need the deployed production </w:t>
+              <w:t xml:space="preserve">They need the deployed production environment, and hosting is not decided (SRS Part 1.2).</w:t>
             </w:r>
             <w:proofErr w:type="gramStart"/>
             <w:r>
@@ -10193,7 +10260,7 @@
                 <w:sz w:val="18"/>
                 <w:szCs w:val="18"/>
               </w:rPr>
-              <w:t>environment</w:t>
+              <w:t xml:space="preserve"/>
             </w:r>
             <w:proofErr w:type="gramEnd"/>
             <w:r>
@@ -10201,7 +10268,7 @@
                 <w:sz w:val="18"/>
                 <w:szCs w:val="18"/>
               </w:rPr>
-              <w:t xml:space="preserve"> and hosting is not decided (SRS Part 1.2).</w:t>
+              <w:t xml:space="preserve"/>
             </w:r>
           </w:p>
         </w:tc>
@@ -10930,7 +10997,7 @@
                 <w:sz w:val="18"/>
                 <w:szCs w:val="18"/>
               </w:rPr>
-              <w:t>There is no CI pipeline and no coverage gate: tests are run manually (</w:t>
+              <w:t xml:space="preserve">GitHub Actions runs mvn verify (unit and Testcontainers tests) on every pull request and push to main and fails when Docker is missing; there is no coverage gate yet, and every pull request is reviewed by the code owners.</w:t>
             </w:r>
             <w:proofErr w:type="spellStart"/>
             <w:r>
@@ -10938,7 +11005,7 @@
                 <w:sz w:val="18"/>
                 <w:szCs w:val="18"/>
               </w:rPr>
-              <w:t>mvn</w:t>
+              <w:t xml:space="preserve"/>
             </w:r>
             <w:proofErr w:type="spellEnd"/>
             <w:r>
@@ -10946,7 +11013,7 @@
                 <w:sz w:val="18"/>
                 <w:szCs w:val="18"/>
               </w:rPr>
-              <w:t xml:space="preserve"> -pl &lt;module&gt; -am test) before a pull request is merged, and every pull request is reviewed by the code owners.</w:t>
+              <w:t xml:space="preserve"/>
             </w:r>
           </w:p>
         </w:tc>
@@ -11100,7 +11167,7 @@
                 <w:sz w:val="18"/>
                 <w:szCs w:val="18"/>
               </w:rPr>
-              <w:t>Automated tests never call a real LLM provider; Writing grading is tested with a stub (</w:t>
+              <w:t xml:space="preserve">Automated tests never call a real LLM provider; Writing grading is tested with a stub (</w:t>
             </w:r>
             <w:proofErr w:type="spellStart"/>
             <w:r>
@@ -11108,7 +11175,7 @@
                 <w:sz w:val="18"/>
                 <w:szCs w:val="18"/>
               </w:rPr>
-              <w:t>MockRestServiceServer</w:t>
+              <w:t xml:space="preserve">MockRestServiceServer</w:t>
             </w:r>
             <w:proofErr w:type="spellEnd"/>
             <w:r>
@@ -11116,7 +11183,7 @@
                 <w:sz w:val="18"/>
                 <w:szCs w:val="18"/>
               </w:rPr>
-              <w:t xml:space="preserve"> or a local OpenAI-compatible stub). Whether a real LLM API key is available for UAT and demos is [TBC].</w:t>
+              <w:t xml:space="preserve"> or a local OpenAI-compatible stub). UAT and demos use a real LLM API key only when the team provides one; otherwise they also use the stub.</w:t>
             </w:r>
           </w:p>
         </w:tc>
@@ -11397,7 +11464,7 @@
           <w:sz w:val="18"/>
           <w:szCs w:val="18"/>
         </w:rPr>
-        <w:t>List what must be true for testing to proceed. If an assumption proves false, it becomes a risk or blocker.</w:t>
+        <w:t xml:space="preserve">Testing in this phase relies on the assumptions below; one that proves false is logged as a risk or a blocker.</w:t>
       </w:r>
     </w:p>
     <w:tbl>
@@ -11548,7 +11615,7 @@
                 <w:sz w:val="18"/>
                 <w:szCs w:val="18"/>
               </w:rPr>
-              <w:t>The SRS v1.0.0 (FT-01 to FT-54, business rules and NFRs) and the RTW stay frozen for the features in scope during this phase. Any change goes through a change request, and the affected test cases and RTW rows are updated before the next test run.</w:t>
+              <w:t xml:space="preserve">The SRS v1.0.1 (FT-01 to FT-55, business rules and NFRs) and the RTW stay frozen for the features in scope during this phase. Any change goes through a change request, and the affected test cases and RTW rows are updated before the next test run.</w:t>
             </w:r>
           </w:p>
         </w:tc>
@@ -11920,7 +11987,7 @@
           <w:sz w:val="18"/>
           <w:szCs w:val="18"/>
         </w:rPr>
-        <w:t>For each testing type selected for this project, define its Objective, Technique, and Completion Criteria. Remove types not applicable; add types specific to your project (e.g. Regression Testing, Compatibility Testing).</w:t>
+        <w:t xml:space="preserve">Each testing type below states its objective, technique and completion criteria.</w:t>
       </w:r>
     </w:p>
     <w:p>
@@ -12380,7 +12447,7 @@
                 <w:sz w:val="18"/>
                 <w:szCs w:val="18"/>
               </w:rPr>
-              <w:t>• Branch coverage of the domain and application packages is reported once a coverage tool is agreed (see Constraints); target [TBC].</w:t>
+              <w:t xml:space="preserve">• Branch coverage of the domain and application packages is reported once a coverage tool is agreed (see Constraints); target agreed when the coverage tool is added.</w:t>
             </w:r>
           </w:p>
         </w:tc>
@@ -13805,7 +13872,7 @@
                 <w:sz w:val="18"/>
                 <w:szCs w:val="18"/>
               </w:rPr>
-              <w:t>IELTSPath</w:t>
+              <w:t xml:space="preserve">IELTSPath</w:t>
             </w:r>
             <w:proofErr w:type="spellEnd"/>
             <w:r>
@@ -13814,7 +13881,7 @@
                 <w:sz w:val="18"/>
                 <w:szCs w:val="18"/>
               </w:rPr>
-              <w:t xml:space="preserve"> supports the business scenarios of SRS Part 2 from start to end, as the learner, Content Author and Examiner would use it. This phase covers SC-01, SC-02, SC-03, SC-04, SC-05 (without its notification steps) and SC-07; SC-06 and SC-08 depend on out-of-scope features and are accepted in a later report.</w:t>
+              <w:t xml:space="preserve"> supports the business scenarios of SRS Part 2 from start to end, as the learner, Content Author and Examiner would use it. This phase covers SC-01 to SC-04 (SC-04 without its notification steps); activation keys, content authoring, vocabulary, games and community have no scenario and are accepted through their feature tests.</w:t>
             </w:r>
           </w:p>
         </w:tc>
@@ -15507,7 +15574,7 @@
                 <w:sz w:val="18"/>
                 <w:szCs w:val="18"/>
               </w:rPr>
-              <w:t>Every sprint, written together with the code. Run manually with mvn -q -pl &lt;module&gt; -am test before a pull request is opened and again before it is merged (there is no CI pipeline).</w:t>
+              <w:t xml:space="preserve">Every sprint, written together with the code. Run with mvn -q -pl &lt;module&gt; -am test before a pull request is opened; GitHub Actions runs the full suite (mvn verify) on the pull request.</w:t>
             </w:r>
           </w:p>
         </w:tc>
@@ -15884,7 +15951,7 @@
                 <w:sz w:val="18"/>
                 <w:szCs w:val="18"/>
               </w:rPr>
-              <w:t>Branch coverage of the domain and application packages is reported once a coverage tool is agreed; target [TBC].</w:t>
+              <w:t xml:space="preserve">Branch coverage of the domain and application packages is reported once a coverage tool is agreed; target agreed when the coverage tool is added.</w:t>
             </w:r>
           </w:p>
         </w:tc>
@@ -17204,7 +17271,7 @@
                 <w:sz w:val="18"/>
                 <w:szCs w:val="18"/>
               </w:rPr>
-              <w:t>Critical paths: sign up and sign in, study a lesson, practise and review, get a Writing essay graded, take a topic final test.</w:t>
+              <w:t xml:space="preserve">Critical paths: sign up and sign in, optional placement test and course choice, study a lesson, practise and review, get a Writing essay graded, take a topic and a course final test.</w:t>
             </w:r>
           </w:p>
           <w:p>
@@ -17724,7 +17791,7 @@
                 <w:sz w:val="18"/>
                 <w:szCs w:val="18"/>
               </w:rPr>
-              <w:t>Business scenarios SC-01, SC-02, SC-03, SC-04, SC-05 (without its notification steps) and SC-07, written in business language. Business rules confirmed with the Flyway seed data. Usability observations.</w:t>
+              <w:t xml:space="preserve">Business scenarios SC-01 to SC-04 (SC-04 without its notification steps), written in business language. Business rules confirmed with the Flyway seed data. Usability observations.</w:t>
             </w:r>
           </w:p>
         </w:tc>
@@ -17960,7 +18027,7 @@
           <w:sz w:val="18"/>
           <w:szCs w:val="18"/>
         </w:rPr>
-        <w:t>List all tools used across all test levels. Include version numbers where applicable.</w:t>
+        <w:t xml:space="preserve">The tools below are used across the test levels.</w:t>
       </w:r>
     </w:p>
     <w:p>
@@ -18188,7 +18255,7 @@
                 <w:sz w:val="18"/>
                 <w:szCs w:val="18"/>
               </w:rPr>
-              <w:t>[e.g. JUnit 5]</w:t>
+              <w:t xml:space="preserve">JUnit 5</w:t>
             </w:r>
           </w:p>
         </w:tc>
@@ -18219,7 +18286,7 @@
                 <w:sz w:val="18"/>
                 <w:szCs w:val="18"/>
               </w:rPr>
-              <w:t>[Vendor]</w:t>
+              <w:t xml:space="preserve">JUnit team</w:t>
             </w:r>
           </w:p>
         </w:tc>
@@ -18253,7 +18320,7 @@
                 <w:sz w:val="18"/>
                 <w:szCs w:val="18"/>
               </w:rPr>
-              <w:t>[</w:t>
+              <w:t xml:space="preserve">Managed by Spring Boot 3.5.14</w:t>
             </w:r>
             <w:proofErr w:type="spellStart"/>
             <w:r>
@@ -18264,7 +18331,7 @@
                 <w:sz w:val="18"/>
                 <w:szCs w:val="18"/>
               </w:rPr>
-              <w:t>x.x</w:t>
+              <w:t xml:space="preserve"/>
             </w:r>
             <w:proofErr w:type="spellEnd"/>
             <w:r>
@@ -18275,7 +18342,7 @@
                 <w:sz w:val="18"/>
                 <w:szCs w:val="18"/>
               </w:rPr>
-              <w:t>]</w:t>
+              <w:t xml:space="preserve"/>
             </w:r>
           </w:p>
         </w:tc>
@@ -18339,7 +18406,7 @@
                 <w:sz w:val="18"/>
                 <w:szCs w:val="18"/>
               </w:rPr>
-              <w:t>[e.g. Mockito]</w:t>
+              <w:t xml:space="preserve">Mockito</w:t>
             </w:r>
           </w:p>
         </w:tc>
@@ -18370,7 +18437,7 @@
                 <w:sz w:val="18"/>
                 <w:szCs w:val="18"/>
               </w:rPr>
-              <w:t>[Vendor]</w:t>
+              <w:t xml:space="preserve">Mockito</w:t>
             </w:r>
           </w:p>
         </w:tc>
@@ -18404,7 +18471,7 @@
                 <w:sz w:val="18"/>
                 <w:szCs w:val="18"/>
               </w:rPr>
-              <w:t>[</w:t>
+              <w:t xml:space="preserve">Managed by Spring Boot 3.5.14</w:t>
             </w:r>
             <w:proofErr w:type="spellStart"/>
             <w:r>
@@ -18415,7 +18482,7 @@
                 <w:sz w:val="18"/>
                 <w:szCs w:val="18"/>
               </w:rPr>
-              <w:t>x.x</w:t>
+              <w:t xml:space="preserve"/>
             </w:r>
             <w:proofErr w:type="spellEnd"/>
             <w:r>
@@ -18426,7 +18493,7 @@
                 <w:sz w:val="18"/>
                 <w:szCs w:val="18"/>
               </w:rPr>
-              <w:t>]</w:t>
+              <w:t xml:space="preserve"/>
             </w:r>
           </w:p>
         </w:tc>
@@ -18490,7 +18557,7 @@
                 <w:sz w:val="18"/>
                 <w:szCs w:val="18"/>
               </w:rPr>
-              <w:t xml:space="preserve">[e.g. </w:t>
+              <w:t xml:space="preserve">AssertJ</w:t>
             </w:r>
             <w:proofErr w:type="spellStart"/>
             <w:r>
@@ -18501,7 +18568,7 @@
                 <w:sz w:val="18"/>
                 <w:szCs w:val="18"/>
               </w:rPr>
-              <w:t>AssertJ</w:t>
+              <w:t xml:space="preserve"/>
             </w:r>
             <w:proofErr w:type="spellEnd"/>
             <w:r>
@@ -18512,7 +18579,7 @@
                 <w:sz w:val="18"/>
                 <w:szCs w:val="18"/>
               </w:rPr>
-              <w:t>]</w:t>
+              <w:t xml:space="preserve"/>
             </w:r>
           </w:p>
         </w:tc>
@@ -18543,7 +18610,7 @@
                 <w:sz w:val="18"/>
                 <w:szCs w:val="18"/>
               </w:rPr>
-              <w:t>[Vendor]</w:t>
+              <w:t xml:space="preserve">AssertJ</w:t>
             </w:r>
           </w:p>
         </w:tc>
@@ -18577,7 +18644,7 @@
                 <w:sz w:val="18"/>
                 <w:szCs w:val="18"/>
               </w:rPr>
-              <w:t>[</w:t>
+              <w:t xml:space="preserve">Managed by Spring Boot 3.5.14</w:t>
             </w:r>
             <w:proofErr w:type="spellStart"/>
             <w:r>
@@ -18588,7 +18655,7 @@
                 <w:sz w:val="18"/>
                 <w:szCs w:val="18"/>
               </w:rPr>
-              <w:t>x.x</w:t>
+              <w:t xml:space="preserve"/>
             </w:r>
             <w:proofErr w:type="spellEnd"/>
             <w:r>
@@ -18599,7 +18666,7 @@
                 <w:sz w:val="18"/>
                 <w:szCs w:val="18"/>
               </w:rPr>
-              <w:t>]</w:t>
+              <w:t xml:space="preserve"/>
             </w:r>
           </w:p>
         </w:tc>
@@ -18663,7 +18730,7 @@
                 <w:sz w:val="18"/>
                 <w:szCs w:val="18"/>
               </w:rPr>
-              <w:t xml:space="preserve">[e.g. </w:t>
+              <w:t xml:space="preserve">TypeScript type check (tsc -b) and ESLint; no unit test runner yet</w:t>
             </w:r>
             <w:proofErr w:type="spellStart"/>
             <w:r>
@@ -18674,7 +18741,7 @@
                 <w:sz w:val="18"/>
                 <w:szCs w:val="18"/>
               </w:rPr>
-              <w:t>Vitest</w:t>
+              <w:t xml:space="preserve"/>
             </w:r>
             <w:proofErr w:type="spellEnd"/>
             <w:r>
@@ -18685,7 +18752,7 @@
                 <w:sz w:val="18"/>
                 <w:szCs w:val="18"/>
               </w:rPr>
-              <w:t>]</w:t>
+              <w:t xml:space="preserve"/>
             </w:r>
           </w:p>
         </w:tc>
@@ -18716,7 +18783,7 @@
                 <w:sz w:val="18"/>
                 <w:szCs w:val="18"/>
               </w:rPr>
-              <w:t>[Vendor]</w:t>
+              <w:t xml:space="preserve">Microsoft / OpenJS</w:t>
             </w:r>
           </w:p>
         </w:tc>
@@ -18750,7 +18817,7 @@
                 <w:sz w:val="18"/>
                 <w:szCs w:val="18"/>
               </w:rPr>
-              <w:t>[</w:t>
+              <w:t xml:space="preserve">TypeScript 6.0</w:t>
             </w:r>
             <w:proofErr w:type="spellStart"/>
             <w:r>
@@ -18761,7 +18828,7 @@
                 <w:sz w:val="18"/>
                 <w:szCs w:val="18"/>
               </w:rPr>
-              <w:t>x.x</w:t>
+              <w:t xml:space="preserve"/>
             </w:r>
             <w:proofErr w:type="spellEnd"/>
             <w:r>
@@ -18772,7 +18839,7 @@
                 <w:sz w:val="18"/>
                 <w:szCs w:val="18"/>
               </w:rPr>
-              <w:t>]</w:t>
+              <w:t xml:space="preserve"/>
             </w:r>
           </w:p>
         </w:tc>
@@ -18836,7 +18903,7 @@
                 <w:sz w:val="18"/>
                 <w:szCs w:val="18"/>
               </w:rPr>
-              <w:t>[e.g. React Testing Library]</w:t>
+              <w:t xml:space="preserve">Not used in this phase</w:t>
             </w:r>
           </w:p>
         </w:tc>
@@ -18867,7 +18934,7 @@
                 <w:sz w:val="18"/>
                 <w:szCs w:val="18"/>
               </w:rPr>
-              <w:t>[Vendor]</w:t>
+              <w:t xml:space="preserve">—</w:t>
             </w:r>
           </w:p>
         </w:tc>
@@ -18901,7 +18968,7 @@
                 <w:sz w:val="18"/>
                 <w:szCs w:val="18"/>
               </w:rPr>
-              <w:t>[</w:t>
+              <w:t xml:space="preserve">N/A</w:t>
             </w:r>
             <w:proofErr w:type="spellStart"/>
             <w:r>
@@ -18912,7 +18979,7 @@
                 <w:sz w:val="18"/>
                 <w:szCs w:val="18"/>
               </w:rPr>
-              <w:t>x.x</w:t>
+              <w:t xml:space="preserve"/>
             </w:r>
             <w:proofErr w:type="spellEnd"/>
             <w:r>
@@ -18923,7 +18990,7 @@
                 <w:sz w:val="18"/>
                 <w:szCs w:val="18"/>
               </w:rPr>
-              <w:t>]</w:t>
+              <w:t xml:space="preserve"/>
             </w:r>
           </w:p>
         </w:tc>
@@ -18987,7 +19054,7 @@
                 <w:sz w:val="18"/>
                 <w:szCs w:val="18"/>
               </w:rPr>
-              <w:t>[e.g. MSW]</w:t>
+              <w:t xml:space="preserve">Not used in this phase</w:t>
             </w:r>
           </w:p>
         </w:tc>
@@ -19018,7 +19085,7 @@
                 <w:sz w:val="18"/>
                 <w:szCs w:val="18"/>
               </w:rPr>
-              <w:t>[Vendor]</w:t>
+              <w:t xml:space="preserve">—</w:t>
             </w:r>
           </w:p>
         </w:tc>
@@ -19052,7 +19119,7 @@
                 <w:sz w:val="18"/>
                 <w:szCs w:val="18"/>
               </w:rPr>
-              <w:t>[</w:t>
+              <w:t xml:space="preserve">N/A</w:t>
             </w:r>
             <w:proofErr w:type="spellStart"/>
             <w:r>
@@ -19063,7 +19130,7 @@
                 <w:sz w:val="18"/>
                 <w:szCs w:val="18"/>
               </w:rPr>
-              <w:t>x.x</w:t>
+              <w:t xml:space="preserve"/>
             </w:r>
             <w:proofErr w:type="spellEnd"/>
             <w:r>
@@ -19074,7 +19141,7 @@
                 <w:sz w:val="18"/>
                 <w:szCs w:val="18"/>
               </w:rPr>
-              <w:t>]</w:t>
+              <w:t xml:space="preserve"/>
             </w:r>
           </w:p>
         </w:tc>
@@ -19138,7 +19205,7 @@
                 <w:sz w:val="18"/>
                 <w:szCs w:val="18"/>
               </w:rPr>
-              <w:t xml:space="preserve">[e.g. </w:t>
+              <w:t xml:space="preserve">Testcontainers (PostgreSQL) with Spring Boot Test</w:t>
             </w:r>
             <w:proofErr w:type="spellStart"/>
             <w:r>
@@ -19149,7 +19216,7 @@
                 <w:sz w:val="18"/>
                 <w:szCs w:val="18"/>
               </w:rPr>
-              <w:t>Testcontainers</w:t>
+              <w:t xml:space="preserve"/>
             </w:r>
             <w:proofErr w:type="spellEnd"/>
             <w:r>
@@ -19160,7 +19227,7 @@
                 <w:sz w:val="18"/>
                 <w:szCs w:val="18"/>
               </w:rPr>
-              <w:t>]</w:t>
+              <w:t xml:space="preserve"/>
             </w:r>
           </w:p>
         </w:tc>
@@ -19191,7 +19258,7 @@
                 <w:sz w:val="18"/>
                 <w:szCs w:val="18"/>
               </w:rPr>
-              <w:t>[Vendor]</w:t>
+              <w:t xml:space="preserve">Docker / VMware</w:t>
             </w:r>
           </w:p>
         </w:tc>
@@ -19225,7 +19292,7 @@
                 <w:sz w:val="18"/>
                 <w:szCs w:val="18"/>
               </w:rPr>
-              <w:t>[</w:t>
+              <w:t xml:space="preserve">Managed by Spring Boot 3.5.14</w:t>
             </w:r>
             <w:proofErr w:type="spellStart"/>
             <w:r>
@@ -19236,7 +19303,7 @@
                 <w:sz w:val="18"/>
                 <w:szCs w:val="18"/>
               </w:rPr>
-              <w:t>x.x</w:t>
+              <w:t xml:space="preserve"/>
             </w:r>
             <w:proofErr w:type="spellEnd"/>
             <w:r>
@@ -19247,7 +19314,7 @@
                 <w:sz w:val="18"/>
                 <w:szCs w:val="18"/>
               </w:rPr>
-              <w:t>]</w:t>
+              <w:t xml:space="preserve"/>
             </w:r>
           </w:p>
         </w:tc>
@@ -19311,7 +19378,7 @@
                 <w:sz w:val="18"/>
                 <w:szCs w:val="18"/>
               </w:rPr>
-              <w:t xml:space="preserve">[e.g. </w:t>
+              <w:t xml:space="preserve">MockRestServiceServer (Spring Test)</w:t>
             </w:r>
             <w:proofErr w:type="spellStart"/>
             <w:r>
@@ -19322,7 +19389,7 @@
                 <w:sz w:val="18"/>
                 <w:szCs w:val="18"/>
               </w:rPr>
-              <w:t>WireMock</w:t>
+              <w:t xml:space="preserve"/>
             </w:r>
             <w:proofErr w:type="spellEnd"/>
             <w:r>
@@ -19333,7 +19400,7 @@
                 <w:sz w:val="18"/>
                 <w:szCs w:val="18"/>
               </w:rPr>
-              <w:t>]</w:t>
+              <w:t xml:space="preserve"/>
             </w:r>
           </w:p>
         </w:tc>
@@ -19364,7 +19431,7 @@
                 <w:sz w:val="18"/>
                 <w:szCs w:val="18"/>
               </w:rPr>
-              <w:t>[Vendor]</w:t>
+              <w:t xml:space="preserve">VMware</w:t>
             </w:r>
           </w:p>
         </w:tc>
@@ -19398,7 +19465,7 @@
                 <w:sz w:val="18"/>
                 <w:szCs w:val="18"/>
               </w:rPr>
-              <w:t>[</w:t>
+              <w:t xml:space="preserve">Managed by Spring Boot 3.5.14</w:t>
             </w:r>
             <w:proofErr w:type="spellStart"/>
             <w:r>
@@ -19409,7 +19476,7 @@
                 <w:sz w:val="18"/>
                 <w:szCs w:val="18"/>
               </w:rPr>
-              <w:t>x.x</w:t>
+              <w:t xml:space="preserve"/>
             </w:r>
             <w:proofErr w:type="spellEnd"/>
             <w:r>
@@ -19420,7 +19487,7 @@
                 <w:sz w:val="18"/>
                 <w:szCs w:val="18"/>
               </w:rPr>
-              <w:t>]</w:t>
+              <w:t xml:space="preserve"/>
             </w:r>
           </w:p>
         </w:tc>
@@ -19484,7 +19551,7 @@
                 <w:sz w:val="18"/>
                 <w:szCs w:val="18"/>
               </w:rPr>
-              <w:t>[e.g. REST Assured]</w:t>
+              <w:t xml:space="preserve">Swagger UI at the API Gateway; REST Assured proposed</w:t>
             </w:r>
           </w:p>
         </w:tc>
@@ -19515,7 +19582,7 @@
                 <w:sz w:val="18"/>
                 <w:szCs w:val="18"/>
               </w:rPr>
-              <w:t>[Vendor]</w:t>
+              <w:t xml:space="preserve">springdoc-openapi</w:t>
             </w:r>
           </w:p>
         </w:tc>
@@ -19549,7 +19616,7 @@
                 <w:sz w:val="18"/>
                 <w:szCs w:val="18"/>
               </w:rPr>
-              <w:t>[</w:t>
+              <w:t xml:space="preserve">2.8.17</w:t>
             </w:r>
             <w:proofErr w:type="spellStart"/>
             <w:r>
@@ -19560,7 +19627,7 @@
                 <w:sz w:val="18"/>
                 <w:szCs w:val="18"/>
               </w:rPr>
-              <w:t>x.x</w:t>
+              <w:t xml:space="preserve"/>
             </w:r>
             <w:proofErr w:type="spellEnd"/>
             <w:r>
@@ -19571,7 +19638,7 @@
                 <w:sz w:val="18"/>
                 <w:szCs w:val="18"/>
               </w:rPr>
-              <w:t>]</w:t>
+              <w:t xml:space="preserve"/>
             </w:r>
           </w:p>
         </w:tc>
@@ -19635,7 +19702,7 @@
                 <w:sz w:val="18"/>
                 <w:szCs w:val="18"/>
               </w:rPr>
-              <w:t>[e.g. k6]</w:t>
+              <w:t xml:space="preserve">k6 (proposed, to be agreed)</w:t>
             </w:r>
           </w:p>
         </w:tc>
@@ -19666,7 +19733,7 @@
                 <w:sz w:val="18"/>
                 <w:szCs w:val="18"/>
               </w:rPr>
-              <w:t>[Vendor]</w:t>
+              <w:t xml:space="preserve">Grafana Labs</w:t>
             </w:r>
           </w:p>
         </w:tc>
@@ -19700,7 +19767,7 @@
                 <w:sz w:val="18"/>
                 <w:szCs w:val="18"/>
               </w:rPr>
-              <w:t>[</w:t>
+              <w:t xml:space="preserve">To be agreed</w:t>
             </w:r>
             <w:proofErr w:type="spellStart"/>
             <w:r>
@@ -19711,7 +19778,7 @@
                 <w:sz w:val="18"/>
                 <w:szCs w:val="18"/>
               </w:rPr>
-              <w:t>x.x</w:t>
+              <w:t xml:space="preserve"/>
             </w:r>
             <w:proofErr w:type="spellEnd"/>
             <w:r>
@@ -19722,7 +19789,7 @@
                 <w:sz w:val="18"/>
                 <w:szCs w:val="18"/>
               </w:rPr>
-              <w:t>]</w:t>
+              <w:t xml:space="preserve"/>
             </w:r>
           </w:p>
         </w:tc>
@@ -19786,7 +19853,7 @@
                 <w:sz w:val="18"/>
                 <w:szCs w:val="18"/>
               </w:rPr>
-              <w:t>[e.g. OWASP ZAP]</w:t>
+              <w:t xml:space="preserve">Spring Security Test; OWASP ZAP proposed</w:t>
             </w:r>
           </w:p>
         </w:tc>
@@ -19817,7 +19884,7 @@
                 <w:sz w:val="18"/>
                 <w:szCs w:val="18"/>
               </w:rPr>
-              <w:t>[OWASP]</w:t>
+              <w:t xml:space="preserve">VMware / OWASP</w:t>
             </w:r>
           </w:p>
         </w:tc>
@@ -19851,7 +19918,7 @@
                 <w:sz w:val="18"/>
                 <w:szCs w:val="18"/>
               </w:rPr>
-              <w:t>[</w:t>
+              <w:t xml:space="preserve">Managed by Spring Boot 3.5.14</w:t>
             </w:r>
             <w:proofErr w:type="spellStart"/>
             <w:r>
@@ -19862,7 +19929,7 @@
                 <w:sz w:val="18"/>
                 <w:szCs w:val="18"/>
               </w:rPr>
-              <w:t>x.x</w:t>
+              <w:t xml:space="preserve"/>
             </w:r>
             <w:proofErr w:type="spellEnd"/>
             <w:r>
@@ -19873,7 +19940,7 @@
                 <w:sz w:val="18"/>
                 <w:szCs w:val="18"/>
               </w:rPr>
-              <w:t>]</w:t>
+              <w:t xml:space="preserve"/>
             </w:r>
           </w:p>
         </w:tc>
@@ -19937,7 +20004,7 @@
                 <w:sz w:val="18"/>
                 <w:szCs w:val="18"/>
               </w:rPr>
-              <w:t>[e.g. Playwright]</w:t>
+              <w:t xml:space="preserve">Manual browser runs; Playwright proposed</w:t>
             </w:r>
           </w:p>
         </w:tc>
@@ -19968,7 +20035,7 @@
                 <w:sz w:val="18"/>
                 <w:szCs w:val="18"/>
               </w:rPr>
-              <w:t>[Vendor]</w:t>
+              <w:t xml:space="preserve">Microsoft</w:t>
             </w:r>
           </w:p>
         </w:tc>
@@ -20002,7 +20069,7 @@
                 <w:sz w:val="18"/>
                 <w:szCs w:val="18"/>
               </w:rPr>
-              <w:t>[</w:t>
+              <w:t xml:space="preserve">To be agreed</w:t>
             </w:r>
             <w:proofErr w:type="spellStart"/>
             <w:r>
@@ -20013,7 +20080,7 @@
                 <w:sz w:val="18"/>
                 <w:szCs w:val="18"/>
               </w:rPr>
-              <w:t>x.x</w:t>
+              <w:t xml:space="preserve"/>
             </w:r>
             <w:proofErr w:type="spellEnd"/>
             <w:r>
@@ -20024,7 +20091,7 @@
                 <w:sz w:val="18"/>
                 <w:szCs w:val="18"/>
               </w:rPr>
-              <w:t>]</w:t>
+              <w:t xml:space="preserve"/>
             </w:r>
           </w:p>
         </w:tc>
@@ -20088,7 +20155,7 @@
                 <w:sz w:val="18"/>
                 <w:szCs w:val="18"/>
               </w:rPr>
-              <w:t xml:space="preserve">[e.g. </w:t>
+              <w:t xml:space="preserve">JaCoCo (proposed, to be agreed)</w:t>
             </w:r>
             <w:proofErr w:type="spellStart"/>
             <w:r>
@@ -20099,7 +20166,7 @@
                 <w:sz w:val="18"/>
                 <w:szCs w:val="18"/>
               </w:rPr>
-              <w:t>JaCoCo</w:t>
+              <w:t xml:space="preserve"/>
             </w:r>
             <w:proofErr w:type="spellEnd"/>
             <w:r>
@@ -20110,7 +20177,7 @@
                 <w:sz w:val="18"/>
                 <w:szCs w:val="18"/>
               </w:rPr>
-              <w:t>]</w:t>
+              <w:t xml:space="preserve"/>
             </w:r>
           </w:p>
         </w:tc>
@@ -20141,7 +20208,7 @@
                 <w:sz w:val="18"/>
                 <w:szCs w:val="18"/>
               </w:rPr>
-              <w:t>[Vendor]</w:t>
+              <w:t xml:space="preserve">EclEmma</w:t>
             </w:r>
           </w:p>
         </w:tc>
@@ -20175,7 +20242,7 @@
                 <w:sz w:val="18"/>
                 <w:szCs w:val="18"/>
               </w:rPr>
-              <w:t>[</w:t>
+              <w:t xml:space="preserve">To be agreed</w:t>
             </w:r>
             <w:proofErr w:type="spellStart"/>
             <w:r>
@@ -20186,7 +20253,7 @@
                 <w:sz w:val="18"/>
                 <w:szCs w:val="18"/>
               </w:rPr>
-              <w:t>x.x</w:t>
+              <w:t xml:space="preserve"/>
             </w:r>
             <w:proofErr w:type="spellEnd"/>
             <w:r>
@@ -20197,7 +20264,7 @@
                 <w:sz w:val="18"/>
                 <w:szCs w:val="18"/>
               </w:rPr>
-              <w:t>]</w:t>
+              <w:t xml:space="preserve"/>
             </w:r>
           </w:p>
         </w:tc>
@@ -20261,7 +20328,7 @@
                 <w:sz w:val="18"/>
                 <w:szCs w:val="18"/>
               </w:rPr>
-              <w:t>[e.g. GitHub Actions]</w:t>
+              <w:t xml:space="preserve">GitHub Actions: mvn verify on pull requests and pushes to main</w:t>
             </w:r>
           </w:p>
         </w:tc>
@@ -20292,7 +20359,7 @@
                 <w:sz w:val="18"/>
                 <w:szCs w:val="18"/>
               </w:rPr>
-              <w:t>[Vendor]</w:t>
+              <w:t xml:space="preserve">GitHub</w:t>
             </w:r>
           </w:p>
         </w:tc>
@@ -20326,7 +20393,7 @@
                 <w:sz w:val="18"/>
                 <w:szCs w:val="18"/>
               </w:rPr>
-              <w:t>N/A</w:t>
+              <w:t xml:space="preserve">N/A</w:t>
             </w:r>
           </w:p>
         </w:tc>
@@ -20390,7 +20457,7 @@
                 <w:sz w:val="18"/>
                 <w:szCs w:val="18"/>
               </w:rPr>
-              <w:t>[e.g. Docker]</w:t>
+              <w:t xml:space="preserve">Docker Engine and Docker Compose</w:t>
             </w:r>
           </w:p>
         </w:tc>
@@ -20421,7 +20488,7 @@
                 <w:sz w:val="18"/>
                 <w:szCs w:val="18"/>
               </w:rPr>
-              <w:t>[Vendor]</w:t>
+              <w:t xml:space="preserve">Docker Inc.</w:t>
             </w:r>
           </w:p>
         </w:tc>
@@ -20455,7 +20522,7 @@
                 <w:sz w:val="18"/>
                 <w:szCs w:val="18"/>
               </w:rPr>
-              <w:t>[</w:t>
+              <w:t xml:space="preserve">29.5.3 · Compose 5.1.4</w:t>
             </w:r>
             <w:proofErr w:type="spellStart"/>
             <w:r>
@@ -20466,7 +20533,7 @@
                 <w:sz w:val="18"/>
                 <w:szCs w:val="18"/>
               </w:rPr>
-              <w:t>x.x</w:t>
+              <w:t xml:space="preserve"/>
             </w:r>
             <w:proofErr w:type="spellEnd"/>
             <w:r>
@@ -20477,7 +20544,7 @@
                 <w:sz w:val="18"/>
                 <w:szCs w:val="18"/>
               </w:rPr>
-              <w:t>]</w:t>
+              <w:t xml:space="preserve"/>
             </w:r>
           </w:p>
         </w:tc>
@@ -20541,7 +20608,7 @@
                 <w:sz w:val="18"/>
                 <w:szCs w:val="18"/>
               </w:rPr>
-              <w:t>[e.g. Flyway]</w:t>
+              <w:t xml:space="preserve">Flyway</w:t>
             </w:r>
           </w:p>
         </w:tc>
@@ -20572,7 +20639,7 @@
                 <w:sz w:val="18"/>
                 <w:szCs w:val="18"/>
               </w:rPr>
-              <w:t>[Vendor]</w:t>
+              <w:t xml:space="preserve">Redgate</w:t>
             </w:r>
           </w:p>
         </w:tc>
@@ -20606,7 +20673,7 @@
                 <w:sz w:val="18"/>
                 <w:szCs w:val="18"/>
               </w:rPr>
-              <w:t>[</w:t>
+              <w:t xml:space="preserve">Managed by Spring Boot 3.5.14</w:t>
             </w:r>
             <w:proofErr w:type="spellStart"/>
             <w:r>
@@ -20617,7 +20684,7 @@
                 <w:sz w:val="18"/>
                 <w:szCs w:val="18"/>
               </w:rPr>
-              <w:t>x.x</w:t>
+              <w:t xml:space="preserve"/>
             </w:r>
             <w:proofErr w:type="spellEnd"/>
             <w:r>
@@ -20628,158 +20695,7 @@
                 <w:sz w:val="18"/>
                 <w:szCs w:val="18"/>
               </w:rPr>
-              <w:t>]</w:t>
-            </w:r>
-          </w:p>
-        </w:tc>
-      </w:tr>
-      <w:tr>
-        <w:tc>
-          <w:tcPr>
-            <w:tcW w:w="2800" w:type="dxa"/>
-            <w:tcBorders>
-              <w:top w:val="single" w:sz="1" w:space="0" w:color="AAAAAA"/>
-              <w:left w:val="single" w:sz="1" w:space="0" w:color="AAAAAA"/>
-              <w:bottom w:val="single" w:sz="1" w:space="0" w:color="AAAAAA"/>
-              <w:right w:val="single" w:sz="1" w:space="0" w:color="AAAAAA"/>
-            </w:tcBorders>
-            <w:shd w:val="clear" w:color="auto" w:fill="DEEAF1"/>
-            <w:tcMar>
-              <w:top w:w="80" w:type="dxa"/>
-              <w:left w:w="120" w:type="dxa"/>
-              <w:bottom w:w="80" w:type="dxa"/>
-              <w:right w:w="120" w:type="dxa"/>
-            </w:tcMar>
-            <w:vAlign w:val="center"/>
-          </w:tcPr>
-          <w:p>
-            <w:r>
-              <w:rPr>
-                <w:i/>
-                <w:iCs/>
-                <w:color w:val="595959"/>
-                <w:sz w:val="18"/>
-                <w:szCs w:val="18"/>
-              </w:rPr>
-              <w:t>[Add tool]</w:t>
-            </w:r>
-          </w:p>
-        </w:tc>
-        <w:tc>
-          <w:tcPr>
-            <w:tcW w:w="2300" w:type="dxa"/>
-            <w:tcBorders>
-              <w:top w:val="single" w:sz="1" w:space="0" w:color="AAAAAA"/>
-              <w:left w:val="single" w:sz="1" w:space="0" w:color="AAAAAA"/>
-              <w:bottom w:val="single" w:sz="1" w:space="0" w:color="AAAAAA"/>
-              <w:right w:val="single" w:sz="1" w:space="0" w:color="AAAAAA"/>
-            </w:tcBorders>
-            <w:shd w:val="clear" w:color="auto" w:fill="DEEAF1"/>
-            <w:tcMar>
-              <w:top w:w="80" w:type="dxa"/>
-              <w:left w:w="120" w:type="dxa"/>
-              <w:bottom w:w="80" w:type="dxa"/>
-              <w:right w:w="120" w:type="dxa"/>
-            </w:tcMar>
-            <w:vAlign w:val="center"/>
-          </w:tcPr>
-          <w:p>
-            <w:r>
-              <w:rPr>
-                <w:i/>
-                <w:iCs/>
-                <w:color w:val="595959"/>
-                <w:sz w:val="18"/>
-                <w:szCs w:val="18"/>
-              </w:rPr>
-              <w:t>[Tool name]</w:t>
-            </w:r>
-          </w:p>
-        </w:tc>
-        <w:tc>
-          <w:tcPr>
-            <w:tcW w:w="2300" w:type="dxa"/>
-            <w:tcBorders>
-              <w:top w:val="single" w:sz="1" w:space="0" w:color="AAAAAA"/>
-              <w:left w:val="single" w:sz="1" w:space="0" w:color="AAAAAA"/>
-              <w:bottom w:val="single" w:sz="1" w:space="0" w:color="AAAAAA"/>
-              <w:right w:val="single" w:sz="1" w:space="0" w:color="AAAAAA"/>
-            </w:tcBorders>
-            <w:shd w:val="clear" w:color="auto" w:fill="DEEAF1"/>
-            <w:tcMar>
-              <w:top w:w="80" w:type="dxa"/>
-              <w:left w:w="120" w:type="dxa"/>
-              <w:bottom w:w="80" w:type="dxa"/>
-              <w:right w:w="120" w:type="dxa"/>
-            </w:tcMar>
-            <w:vAlign w:val="center"/>
-          </w:tcPr>
-          <w:p>
-            <w:r>
-              <w:rPr>
-                <w:i/>
-                <w:iCs/>
-                <w:color w:val="595959"/>
-                <w:sz w:val="18"/>
-                <w:szCs w:val="18"/>
-              </w:rPr>
-              <w:t>[Vendor]</w:t>
-            </w:r>
-          </w:p>
-        </w:tc>
-        <w:tc>
-          <w:tcPr>
-            <w:tcW w:w="1626" w:type="dxa"/>
-            <w:tcBorders>
-              <w:top w:val="single" w:sz="1" w:space="0" w:color="AAAAAA"/>
-              <w:left w:val="single" w:sz="1" w:space="0" w:color="AAAAAA"/>
-              <w:bottom w:val="single" w:sz="1" w:space="0" w:color="AAAAAA"/>
-              <w:right w:val="single" w:sz="1" w:space="0" w:color="AAAAAA"/>
-            </w:tcBorders>
-            <w:shd w:val="clear" w:color="auto" w:fill="DEEAF1"/>
-            <w:tcMar>
-              <w:top w:w="80" w:type="dxa"/>
-              <w:left w:w="120" w:type="dxa"/>
-              <w:bottom w:w="80" w:type="dxa"/>
-              <w:right w:w="120" w:type="dxa"/>
-            </w:tcMar>
-            <w:vAlign w:val="center"/>
-          </w:tcPr>
-          <w:p>
-            <w:pPr>
-              <w:jc w:val="center"/>
-            </w:pPr>
-            <w:r>
-              <w:rPr>
-                <w:i/>
-                <w:iCs/>
-                <w:color w:val="595959"/>
-                <w:sz w:val="18"/>
-                <w:szCs w:val="18"/>
-              </w:rPr>
-              <w:t>[</w:t>
-            </w:r>
-            <w:proofErr w:type="spellStart"/>
-            <w:r>
-              <w:rPr>
-                <w:i/>
-                <w:iCs/>
-                <w:color w:val="595959"/>
-                <w:sz w:val="18"/>
-                <w:szCs w:val="18"/>
-              </w:rPr>
-              <w:t>x.x</w:t>
-            </w:r>
-            <w:proofErr w:type="spellEnd"/>
-            <w:r>
-              <w:rPr>
-                <w:i/>
-                <w:iCs/>
-                <w:color w:val="595959"/>
-                <w:sz w:val="18"/>
-                <w:szCs w:val="18"/>
-              </w:rPr>
-              <w:t>]</w:t>
+              <w:t xml:space="preserve"/>
             </w:r>
           </w:p>
         </w:tc>
@@ -22595,7 +22511,7 @@
                 <w:sz w:val="18"/>
                 <w:szCs w:val="18"/>
               </w:rPr>
-              <w:t xml:space="preserve">[TBC]</w:t>
+              <w:t xml:space="preserve">React 19 + Vite 8</w:t>
             </w:r>
           </w:p>
         </w:tc>
@@ -23005,7 +22921,7 @@
           <w:sz w:val="18"/>
           <w:szCs w:val="18"/>
         </w:rPr>
-        <w:t>Define test milestones aligned with the project schedule. Each milestone must have clear, measurable acceptance criteria. Adjust milestone names and dates to match your project's sprint/iteration structure.</w:t>
+        <w:t xml:space="preserve">The milestones follow the iteration windows of Report 2.1 (Project Tracking); each has measurable acceptance criteria.</w:t>
       </w:r>
     </w:p>
     <w:p>
@@ -23271,7 +23187,7 @@
                 <w:sz w:val="18"/>
                 <w:szCs w:val="18"/>
               </w:rPr>
-              <w:t>[Sprint X Day Y]</w:t>
+              <w:t xml:space="preserve">14/10/2026</w:t>
             </w:r>
           </w:p>
         </w:tc>
@@ -23305,7 +23221,7 @@
                 <w:sz w:val="18"/>
                 <w:szCs w:val="18"/>
               </w:rPr>
-              <w:t>[Sprint X Day Z]</w:t>
+              <w:t xml:space="preserve">24/11/2026</w:t>
             </w:r>
           </w:p>
         </w:tc>
@@ -23336,7 +23252,7 @@
                 <w:sz w:val="18"/>
                 <w:szCs w:val="18"/>
               </w:rPr>
-              <w:t>[Developers]</w:t>
+              <w:t xml:space="preserve">All members (own code)</w:t>
             </w:r>
           </w:p>
         </w:tc>
@@ -23367,7 +23283,7 @@
                 <w:sz w:val="18"/>
                 <w:szCs w:val="18"/>
               </w:rPr>
-              <w:t>[e.g. All P1 unit tests pass. Branch coverage ≥ 80%. No open P1 defects. Coverage report committed.]</w:t>
+              <w:t xml:space="preserve">All P1 unit tests pass in every iteration; every business rule and state transition of the in-scope features has an L1 test; no open P1 defect.</w:t>
             </w:r>
           </w:p>
         </w:tc>
@@ -23434,7 +23350,7 @@
                 <w:sz w:val="18"/>
                 <w:szCs w:val="18"/>
               </w:rPr>
-              <w:t>[Sprint X Day Y]</w:t>
+              <w:t xml:space="preserve">14/10/2026</w:t>
             </w:r>
           </w:p>
         </w:tc>
@@ -23468,7 +23384,7 @@
                 <w:sz w:val="18"/>
                 <w:szCs w:val="18"/>
               </w:rPr>
-              <w:t>[Sprint X Day Z]</w:t>
+              <w:t xml:space="preserve">24/11/2026</w:t>
             </w:r>
           </w:p>
         </w:tc>
@@ -23499,7 +23415,7 @@
                 <w:sz w:val="18"/>
                 <w:szCs w:val="18"/>
               </w:rPr>
-              <w:t>[Dev + QA]</w:t>
+              <w:t xml:space="preserve">All members (cross-testing)</w:t>
             </w:r>
           </w:p>
         </w:tc>
@@ -23530,7 +23446,7 @@
                 <w:sz w:val="18"/>
                 <w:szCs w:val="18"/>
               </w:rPr>
-              <w:t>[e.g. All L2 tests pass. Cross-service flows verified. Idempotency tests pass. Zero data inconsistency.]</w:t>
+              <w:t xml:space="preserve">All L2 tests pass in CI with Docker; idempotency and rollback verified; cross-service flows of L2-Workflows pass; no open P1 defect.</w:t>
             </w:r>
           </w:p>
         </w:tc>
@@ -23597,7 +23513,7 @@
                 <w:sz w:val="18"/>
                 <w:szCs w:val="18"/>
               </w:rPr>
-              <w:t>[Sprint X Day Y]</w:t>
+              <w:t xml:space="preserve">25/11/2026</w:t>
             </w:r>
           </w:p>
         </w:tc>
@@ -23631,7 +23547,7 @@
                 <w:sz w:val="18"/>
                 <w:szCs w:val="18"/>
               </w:rPr>
-              <w:t>[Sprint X Day Z]</w:t>
+              <w:t xml:space="preserve">08/12/2026</w:t>
             </w:r>
           </w:p>
         </w:tc>
@@ -23662,7 +23578,7 @@
                 <w:sz w:val="18"/>
                 <w:szCs w:val="18"/>
               </w:rPr>
-              <w:t>[QA Lead]</w:t>
+              <w:t xml:space="preserve">SonLH, TungVPH</w:t>
             </w:r>
           </w:p>
         </w:tc>
@@ -23693,7 +23609,7 @@
                 <w:sz w:val="18"/>
                 <w:szCs w:val="18"/>
               </w:rPr>
-              <w:t>[e.g. All L3 P1 tests pass. All error codes covered. NFR thresholds met. No Critical/High OWASP findings.]</w:t>
+              <w:t xml:space="preserve">All P1 L3 tests pass; every error code of the in-scope endpoints is tested; NFR results recorded in RTW Sheet 7; no open Critical or High security finding.</w:t>
             </w:r>
           </w:p>
         </w:tc>
@@ -23760,7 +23676,7 @@
                 <w:sz w:val="18"/>
                 <w:szCs w:val="18"/>
               </w:rPr>
-              <w:t>[Sprint X Day Y]</w:t>
+              <w:t xml:space="preserve">25/11/2026</w:t>
             </w:r>
           </w:p>
         </w:tc>
@@ -23794,7 +23710,7 @@
                 <w:sz w:val="18"/>
                 <w:szCs w:val="18"/>
               </w:rPr>
-              <w:t>[Sprint X Day Z]</w:t>
+              <w:t xml:space="preserve">08/12/2026</w:t>
             </w:r>
           </w:p>
         </w:tc>
@@ -23825,7 +23741,7 @@
                 <w:sz w:val="18"/>
                 <w:szCs w:val="18"/>
               </w:rPr>
-              <w:t>[QA]</w:t>
+              <w:t xml:space="preserve">HoangNV, SonLH</w:t>
             </w:r>
           </w:p>
         </w:tc>
@@ -23856,7 +23772,7 @@
                 <w:sz w:val="18"/>
                 <w:szCs w:val="18"/>
               </w:rPr>
-              <w:t xml:space="preserve">[e.g. </w:t>
+              <w:t xml:space="preserve">All critical paths pass in the browser; P1 user journeys pass; role boundaries on the UI verified.</w:t>
             </w:r>
             <w:proofErr w:type="spellStart"/>
             <w:r>
@@ -23867,7 +23783,7 @@
                 <w:sz w:val="18"/>
                 <w:szCs w:val="18"/>
               </w:rPr>
-              <w:t>CriticalPaths</w:t>
+              <w:t xml:space="preserve"/>
             </w:r>
             <w:proofErr w:type="spellEnd"/>
             <w:r>
@@ -23878,7 +23794,7 @@
                 <w:sz w:val="18"/>
                 <w:szCs w:val="18"/>
               </w:rPr>
-              <w:t xml:space="preserve"> pass in &lt; 10 min. </w:t>
+              <w:t xml:space="preserve"/>
             </w:r>
             <w:proofErr w:type="spellStart"/>
             <w:r>
@@ -23889,7 +23805,7 @@
                 <w:sz w:val="18"/>
                 <w:szCs w:val="18"/>
               </w:rPr>
-              <w:t>UserJourneys</w:t>
+              <w:t xml:space="preserve"/>
             </w:r>
             <w:proofErr w:type="spellEnd"/>
             <w:r>
@@ -23900,7 +23816,7 @@
                 <w:sz w:val="18"/>
                 <w:szCs w:val="18"/>
               </w:rPr>
-              <w:t xml:space="preserve"> P1 pass. RBAC boundaries verified. Session tests pass.]</w:t>
+              <w:t xml:space="preserve"/>
             </w:r>
           </w:p>
         </w:tc>
@@ -23967,7 +23883,7 @@
                 <w:sz w:val="18"/>
                 <w:szCs w:val="18"/>
               </w:rPr>
-              <w:t>[Sprint X Day Y]</w:t>
+              <w:t xml:space="preserve">02/12/2026</w:t>
             </w:r>
           </w:p>
         </w:tc>
@@ -24001,7 +23917,7 @@
                 <w:sz w:val="18"/>
                 <w:szCs w:val="18"/>
               </w:rPr>
-              <w:t>[Sprint X Day Z]</w:t>
+              <w:t xml:space="preserve">08/12/2026</w:t>
             </w:r>
           </w:p>
         </w:tc>
@@ -24032,7 +23948,7 @@
                 <w:sz w:val="18"/>
                 <w:szCs w:val="18"/>
               </w:rPr>
-              <w:t>[Product Owner + Team Lead]</w:t>
+              <w:t xml:space="preserve">IELTS Space representative (Product Owner), HieuLT</w:t>
             </w:r>
           </w:p>
         </w:tc>
@@ -24063,7 +23979,7 @@
                 <w:sz w:val="18"/>
                 <w:szCs w:val="18"/>
               </w:rPr>
-              <w:t>[e.g. All UAT scenarios signed off by PO. No critical business process blocker. Written sign-off obtained.]</w:t>
+              <w:t xml:space="preserve">SC-01 to SC-04 executed and signed off by the Product Owner; no open blocker in a High-priority scenario.</w:t>
             </w:r>
           </w:p>
         </w:tc>
@@ -24096,7 +24012,7 @@
                 <w:sz w:val="18"/>
                 <w:szCs w:val="18"/>
               </w:rPr>
-              <w:t>M6 — Go-Live</w:t>
+              <w:t xml:space="preserve">M6 — Final Package Handover</w:t>
             </w:r>
           </w:p>
         </w:tc>
@@ -24130,7 +24046,7 @@
                 <w:sz w:val="18"/>
                 <w:szCs w:val="18"/>
               </w:rPr>
-              <w:t>[Sprint X Day Y]</w:t>
+              <w:t xml:space="preserve">09/12/2026</w:t>
             </w:r>
           </w:p>
         </w:tc>
@@ -24164,7 +24080,7 @@
                 <w:sz w:val="18"/>
                 <w:szCs w:val="18"/>
               </w:rPr>
-              <w:t>[Sprint X Day Z]</w:t>
+              <w:t xml:space="preserve">15/12/2026</w:t>
             </w:r>
           </w:p>
         </w:tc>
@@ -24195,7 +24111,7 @@
                 <w:sz w:val="18"/>
                 <w:szCs w:val="18"/>
               </w:rPr>
-              <w:t xml:space="preserve">[Dev </w:t>
+              <w:t xml:space="preserve">HieuLT, TungVPH</w:t>
             </w:r>
             <w:proofErr w:type="gramStart"/>
             <w:r>
@@ -24206,7 +24122,7 @@
                 <w:sz w:val="18"/>
                 <w:szCs w:val="18"/>
               </w:rPr>
-              <w:t>Lead</w:t>
+              <w:t xml:space="preserve"/>
             </w:r>
             <w:proofErr w:type="gramEnd"/>
             <w:r>
@@ -24217,7 +24133,7 @@
                 <w:sz w:val="18"/>
                 <w:szCs w:val="18"/>
               </w:rPr>
-              <w:t xml:space="preserve"> + Ops]</w:t>
+              <w:t xml:space="preserve"/>
             </w:r>
           </w:p>
         </w:tc>
@@ -24248,7 +24164,7 @@
                 <w:sz w:val="18"/>
                 <w:szCs w:val="18"/>
               </w:rPr>
-              <w:t>[e.g. Smoke test (</w:t>
+              <w:t xml:space="preserve">Final software package installs from the documented steps; final regression of the main flow passes.</w:t>
             </w:r>
             <w:proofErr w:type="spellStart"/>
             <w:r>
@@ -24259,7 +24175,7 @@
                 <w:sz w:val="18"/>
                 <w:szCs w:val="18"/>
               </w:rPr>
-              <w:t>CriticalPaths</w:t>
+              <w:t xml:space="preserve"/>
             </w:r>
             <w:proofErr w:type="spellEnd"/>
             <w:r>
@@ -24270,7 +24186,7 @@
                 <w:sz w:val="18"/>
                 <w:szCs w:val="18"/>
               </w:rPr>
-              <w:t>) passes on production. Monitoring dashboards green. Rollback plan confirmed.]</w:t>
+              <w:t xml:space="preserve"/>
             </w:r>
           </w:p>
         </w:tc>
@@ -24559,7 +24475,7 @@
                 <w:sz w:val="18"/>
                 <w:szCs w:val="18"/>
               </w:rPr>
-              <w:t>[ProjectName]_UnitTests_L1.xlsx</w:t>
+              <w:t xml:space="preserve">IELTSPath_UnitTests_L1.xlsx</w:t>
             </w:r>
           </w:p>
         </w:tc>
@@ -24590,7 +24506,7 @@
                 <w:sz w:val="18"/>
                 <w:szCs w:val="18"/>
               </w:rPr>
-              <w:t xml:space="preserve">[e.g. JUnit 5 + Mockito + </w:t>
+              <w:t xml:space="preserve">JUnit 5 + Mockito + AssertJ</w:t>
             </w:r>
             <w:proofErr w:type="spellStart"/>
             <w:r>
@@ -24601,7 +24517,7 @@
                 <w:sz w:val="18"/>
                 <w:szCs w:val="18"/>
               </w:rPr>
-              <w:t>Vitest</w:t>
+              <w:t xml:space="preserve"/>
             </w:r>
             <w:proofErr w:type="spellEnd"/>
             <w:r>
@@ -24612,7 +24528,7 @@
                 <w:sz w:val="18"/>
                 <w:szCs w:val="18"/>
               </w:rPr>
-              <w:t>]</w:t>
+              <w:t xml:space="preserve"/>
             </w:r>
           </w:p>
         </w:tc>
@@ -24643,7 +24559,7 @@
                 <w:sz w:val="18"/>
                 <w:szCs w:val="18"/>
               </w:rPr>
-              <w:t>[N sheets: ClassName1 (N cases), ClassName2 (N cases) ... — Total: N cases]</w:t>
+              <w:t xml:space="preserve">One sheet per service; cases added each iteration (count reported in 5.1)</w:t>
             </w:r>
           </w:p>
         </w:tc>
@@ -24707,7 +24623,7 @@
                 <w:sz w:val="18"/>
                 <w:szCs w:val="18"/>
               </w:rPr>
-              <w:t>[ProjectName]_IntegrationTests_L2.xlsx</w:t>
+              <w:t xml:space="preserve">IELTSPath_IntegrationTests_L2.xlsx</w:t>
             </w:r>
           </w:p>
         </w:tc>
@@ -24738,7 +24654,7 @@
                 <w:sz w:val="18"/>
                 <w:szCs w:val="18"/>
               </w:rPr>
-              <w:t xml:space="preserve">[e.g. </w:t>
+              <w:t xml:space="preserve">Testcontainers + Spring Boot Test + MockRestServiceServer</w:t>
             </w:r>
             <w:proofErr w:type="spellStart"/>
             <w:r>
@@ -24749,7 +24665,7 @@
                 <w:sz w:val="18"/>
                 <w:szCs w:val="18"/>
               </w:rPr>
-              <w:t>Testcontainers</w:t>
+              <w:t xml:space="preserve"/>
             </w:r>
             <w:proofErr w:type="spellEnd"/>
             <w:r>
@@ -24760,7 +24676,7 @@
                 <w:sz w:val="18"/>
                 <w:szCs w:val="18"/>
               </w:rPr>
-              <w:t xml:space="preserve"> + </w:t>
+              <w:t xml:space="preserve"/>
             </w:r>
             <w:proofErr w:type="spellStart"/>
             <w:r>
@@ -24771,7 +24687,7 @@
                 <w:sz w:val="18"/>
                 <w:szCs w:val="18"/>
               </w:rPr>
-              <w:t>WireMock</w:t>
+              <w:t xml:space="preserve"/>
             </w:r>
             <w:proofErr w:type="spellEnd"/>
             <w:r>
@@ -24782,7 +24698,7 @@
                 <w:sz w:val="18"/>
                 <w:szCs w:val="18"/>
               </w:rPr>
-              <w:t>]</w:t>
+              <w:t xml:space="preserve"/>
             </w:r>
           </w:p>
         </w:tc>
@@ -24813,7 +24729,7 @@
                 <w:sz w:val="18"/>
                 <w:szCs w:val="18"/>
               </w:rPr>
-              <w:t>[N sheets: L2-ServiceName1, L2-ServiceName2, L2-Workflows — Total: N cases]</w:t>
+              <w:t xml:space="preserve">L2-User, L2-Content, L2-Access, L2-Assessment, L2-Learning, L2-Gateway, L2-Workflows</w:t>
             </w:r>
           </w:p>
         </w:tc>
@@ -24877,7 +24793,7 @@
                 <w:sz w:val="18"/>
                 <w:szCs w:val="18"/>
               </w:rPr>
-              <w:t>[ProjectName]_SystemAPITests_L3.xlsx</w:t>
+              <w:t xml:space="preserve">IELTSPath_SystemAPITests_L3.xlsx</w:t>
             </w:r>
           </w:p>
         </w:tc>
@@ -24908,7 +24824,7 @@
                 <w:sz w:val="18"/>
                 <w:szCs w:val="18"/>
               </w:rPr>
-              <w:t>[e.g. REST Assured + k6 + OWASP ZAP]</w:t>
+              <w:t xml:space="preserve">Swagger UI + HTTP client (k6, OWASP ZAP proposed)</w:t>
             </w:r>
           </w:p>
         </w:tc>
@@ -24939,7 +24855,7 @@
                 <w:sz w:val="18"/>
                 <w:szCs w:val="18"/>
               </w:rPr>
-              <w:t>[N sheets: L3-API1, L3-APIFlows, L3-Performance, L3-Security — Total: N cases]</w:t>
+              <w:t xml:space="preserve">L3-API per service, L3-APIFlows, L3-Performance, L3-Security</w:t>
             </w:r>
           </w:p>
         </w:tc>
@@ -25003,7 +24919,7 @@
                 <w:sz w:val="18"/>
                 <w:szCs w:val="18"/>
               </w:rPr>
-              <w:t>[ProjectName]_E2ETests_L4.xlsx</w:t>
+              <w:t xml:space="preserve">IELTSPath_E2ETests_L4.xlsx</w:t>
             </w:r>
           </w:p>
         </w:tc>
@@ -25034,7 +24950,7 @@
                 <w:sz w:val="18"/>
                 <w:szCs w:val="18"/>
               </w:rPr>
-              <w:t>[e.g. Playwright (TypeScript)]</w:t>
+              <w:t xml:space="preserve">Manual browser runs (Playwright proposed)</w:t>
             </w:r>
           </w:p>
         </w:tc>
@@ -25065,7 +24981,7 @@
                 <w:sz w:val="18"/>
                 <w:szCs w:val="18"/>
               </w:rPr>
-              <w:t>[N sheets: L4-CriticalPaths, L4-UserJourneys, L4-Permissions, L4-SessionManagement — Total: N cases]</w:t>
+              <w:t xml:space="preserve">L4-CriticalPaths, L4-UserJourneys, L4-Permissions, L4-SessionManagement</w:t>
             </w:r>
           </w:p>
         </w:tc>
@@ -25129,7 +25045,7 @@
                 <w:sz w:val="18"/>
                 <w:szCs w:val="18"/>
               </w:rPr>
-              <w:t>[ProjectName]_UAT_Scripts.xlsx</w:t>
+              <w:t xml:space="preserve">IELTSPath_UAT_Scripts.xlsx</w:t>
             </w:r>
           </w:p>
         </w:tc>
@@ -25160,7 +25076,7 @@
                 <w:sz w:val="18"/>
                 <w:szCs w:val="18"/>
               </w:rPr>
-              <w:t>[e.g. Playwright + Exploratory]</w:t>
+              <w:t xml:space="preserve">Business-language scripts</w:t>
             </w:r>
           </w:p>
         </w:tc>
@@ -25191,7 +25107,7 @@
                 <w:sz w:val="18"/>
                 <w:szCs w:val="18"/>
               </w:rPr>
-              <w:t>[N UAT scripts (SC-</w:t>
+              <w:t xml:space="preserve">UAT scripts for SC-01 to SC-04, signed by the Product Owner</w:t>
             </w:r>
             <w:proofErr w:type="gramStart"/>
             <w:r>
@@ -25202,7 +25118,7 @@
                 <w:sz w:val="18"/>
                 <w:szCs w:val="18"/>
               </w:rPr>
-              <w:t>01..</w:t>
+              <w:t xml:space="preserve"/>
             </w:r>
             <w:proofErr w:type="gramEnd"/>
             <w:r>
@@ -25213,7 +25129,7 @@
                 <w:sz w:val="18"/>
                 <w:szCs w:val="18"/>
               </w:rPr>
-              <w:t>SC-NN), business-language, signed by Product Owner]</w:t>
+              <w:t xml:space="preserve"/>
             </w:r>
           </w:p>
         </w:tc>
@@ -25317,7 +25233,7 @@
                 <w:sz w:val="18"/>
                 <w:szCs w:val="18"/>
               </w:rPr>
-              <w:t>[Grand total: N+ test cases across all automated levels]</w:t>
+              <w:t xml:space="preserve">Counted after the first test cycle (Iteration 1) and reported in 5.1</w:t>
             </w:r>
           </w:p>
         </w:tc>
@@ -25367,7 +25283,7 @@
           <w:sz w:val="18"/>
           <w:szCs w:val="18"/>
         </w:rPr>
-        <w:t>Update this table after each test execution cycle. Adjust the number of rows to match your NFR targets and quality gates.</w:t>
+        <w:t xml:space="preserve">This table is updated after each test execution cycle.</w:t>
       </w:r>
     </w:p>
     <w:p>
@@ -25725,7 +25641,7 @@
                 <w:sz w:val="18"/>
                 <w:szCs w:val="18"/>
               </w:rPr>
-              <w:t>[N]</w:t>
+              <w:t>—</w:t>
             </w:r>
           </w:p>
         </w:tc>
@@ -25759,7 +25675,7 @@
                 <w:sz w:val="18"/>
                 <w:szCs w:val="18"/>
               </w:rPr>
-              <w:t>[N]</w:t>
+              <w:t>—</w:t>
             </w:r>
           </w:p>
         </w:tc>
@@ -25793,7 +25709,7 @@
                 <w:sz w:val="18"/>
                 <w:szCs w:val="18"/>
               </w:rPr>
-              <w:t>[N]</w:t>
+              <w:t>—</w:t>
             </w:r>
           </w:p>
         </w:tc>
@@ -25827,7 +25743,7 @@
                 <w:sz w:val="18"/>
                 <w:szCs w:val="18"/>
               </w:rPr>
-              <w:t>[N]</w:t>
+              <w:t>—</w:t>
             </w:r>
           </w:p>
         </w:tc>
@@ -25861,7 +25777,7 @@
                 <w:sz w:val="18"/>
                 <w:szCs w:val="18"/>
               </w:rPr>
-              <w:t>[N]</w:t>
+              <w:t>—</w:t>
             </w:r>
           </w:p>
         </w:tc>
@@ -25895,7 +25811,7 @@
                 <w:sz w:val="18"/>
                 <w:szCs w:val="18"/>
               </w:rPr>
-              <w:t>[Grand total]</w:t>
+              <w:t>—</w:t>
             </w:r>
           </w:p>
         </w:tc>
@@ -27087,7 +27003,7 @@
                 <w:sz w:val="18"/>
                 <w:szCs w:val="18"/>
               </w:rPr>
-              <w:t>[—]</w:t>
+              <w:t>—</w:t>
             </w:r>
           </w:p>
         </w:tc>
@@ -27249,7 +27165,7 @@
                 <w:sz w:val="18"/>
                 <w:szCs w:val="18"/>
               </w:rPr>
-              <w:t>Target ≥ [X]%</w:t>
+              <w:t xml:space="preserve">Target set with the coverage tool</w:t>
             </w:r>
           </w:p>
         </w:tc>
@@ -27290,7 +27206,7 @@
           <w:sz w:val="18"/>
           <w:szCs w:val="18"/>
         </w:rPr>
-        <w:t>Fill in after each test execution cycle. These notes feed the milestone Go/No-Go decision.</w:t>
+        <w:t xml:space="preserve">These notes are filled in after each test execution cycle and feed the milestone Go/No-Go decision.</w:t>
       </w:r>
     </w:p>
     <w:p>
@@ -27445,7 +27361,7 @@
                 <w:sz w:val="18"/>
                 <w:szCs w:val="18"/>
               </w:rPr>
-              <w:t>[Describe root cause of any P1 failures; which class/method/flow is affected]</w:t>
+              <w:t xml:space="preserve">Filled in after the first test cycle (Iteration 1).</w:t>
             </w:r>
           </w:p>
         </w:tc>
@@ -27509,7 +27425,7 @@
                 <w:sz w:val="18"/>
                 <w:szCs w:val="18"/>
               </w:rPr>
-              <w:t>[Which untested areas remain and why; associated risk level]</w:t>
+              <w:t xml:space="preserve">Filled in after the first test cycle (Iteration 1).</w:t>
             </w:r>
           </w:p>
         </w:tc>
@@ -27573,7 +27489,7 @@
                 <w:sz w:val="18"/>
                 <w:szCs w:val="18"/>
               </w:rPr>
-              <w:t>[Compare actual k6 results to NFR baselines; trend vs. previous run]</w:t>
+              <w:t xml:space="preserve">Filled in after the first test cycle (Iteration 1).</w:t>
             </w:r>
           </w:p>
         </w:tc>
@@ -27637,7 +27553,7 @@
                 <w:sz w:val="18"/>
                 <w:szCs w:val="18"/>
               </w:rPr>
-              <w:t>[OWASP ZAP report summary: Critical / High / Medium / Low counts; top findings]</w:t>
+              <w:t xml:space="preserve">Filled in after the first test cycle (Iteration 1).</w:t>
             </w:r>
           </w:p>
         </w:tc>
@@ -27701,7 +27617,7 @@
                 <w:sz w:val="18"/>
                 <w:szCs w:val="18"/>
               </w:rPr>
-              <w:t>[Any SRS AC-xx or NAC-xx not yet covered; planned remediation]</w:t>
+              <w:t xml:space="preserve">Filled in after the first test cycle (Iteration 1).</w:t>
             </w:r>
           </w:p>
         </w:tc>
@@ -27765,7 +27681,7 @@
                 <w:sz w:val="18"/>
                 <w:szCs w:val="18"/>
               </w:rPr>
-              <w:t>[Per milestone: Go = all criteria met. No-Go = state blocking issues and remediation plan]</w:t>
+              <w:t xml:space="preserve">Filled in after the first test cycle (Iteration 1).</w:t>
             </w:r>
           </w:p>
         </w:tc>
@@ -28034,7 +27950,7 @@
                 <w:sz w:val="18"/>
                 <w:szCs w:val="18"/>
               </w:rPr>
-              <w:t>[Name / Role]</w:t>
+              <w:t xml:space="preserve">HieuLT (Tech Lead)</w:t>
             </w:r>
           </w:p>
         </w:tc>
@@ -28065,7 +27981,7 @@
                 <w:sz w:val="18"/>
                 <w:szCs w:val="18"/>
               </w:rPr>
-              <w:t>[Sign / DD/MM/YYYY]</w:t>
+              <w:t xml:space="preserve"/>
             </w:r>
           </w:p>
         </w:tc>
@@ -28204,7 +28120,7 @@
                 <w:sz w:val="18"/>
                 <w:szCs w:val="18"/>
               </w:rPr>
-              <w:t>[Name / Role]</w:t>
+              <w:t xml:space="preserve">HieuLT (Tech Lead)</w:t>
             </w:r>
           </w:p>
         </w:tc>
@@ -28235,7 +28151,7 @@
                 <w:sz w:val="18"/>
                 <w:szCs w:val="18"/>
               </w:rPr>
-              <w:t>[Sign / DD/MM/YYYY]</w:t>
+              <w:t xml:space="preserve"/>
             </w:r>
           </w:p>
         </w:tc>
@@ -28374,7 +28290,7 @@
                 <w:sz w:val="18"/>
                 <w:szCs w:val="18"/>
               </w:rPr>
-              <w:t>[Name / Role]</w:t>
+              <w:t xml:space="preserve">HieuLT (Tech Lead)</w:t>
             </w:r>
           </w:p>
         </w:tc>
@@ -28405,7 +28321,7 @@
                 <w:sz w:val="18"/>
                 <w:szCs w:val="18"/>
               </w:rPr>
-              <w:t>[Sign / DD/MM/YYYY]</w:t>
+              <w:t xml:space="preserve"/>
             </w:r>
           </w:p>
         </w:tc>
@@ -28544,7 +28460,7 @@
                 <w:sz w:val="18"/>
                 <w:szCs w:val="18"/>
               </w:rPr>
-              <w:t>[Name / Role]</w:t>
+              <w:t xml:space="preserve">HieuLT (Tech Lead)</w:t>
             </w:r>
           </w:p>
         </w:tc>
@@ -28575,7 +28491,7 @@
                 <w:sz w:val="18"/>
                 <w:szCs w:val="18"/>
               </w:rPr>
-              <w:t>[Sign / DD/MM/YYYY]</w:t>
+              <w:t xml:space="preserve"/>
             </w:r>
           </w:p>
         </w:tc>
@@ -28715,7 +28631,7 @@
                 <w:sz w:val="18"/>
                 <w:szCs w:val="18"/>
               </w:rPr>
-              <w:t>[Name / Role]</w:t>
+              <w:t xml:space="preserve">IELTS Space representative (Product Owner)</w:t>
             </w:r>
           </w:p>
         </w:tc>
@@ -28746,7 +28662,7 @@
                 <w:sz w:val="18"/>
                 <w:szCs w:val="18"/>
               </w:rPr>
-              <w:t>[Sign / DD/MM/YYYY]</w:t>
+              <w:t xml:space="preserve"/>
             </w:r>
           </w:p>
         </w:tc>
@@ -28854,7 +28770,7 @@
                 <w:sz w:val="18"/>
                 <w:szCs w:val="18"/>
               </w:rPr>
-              <w:t>M6 — Go-Live</w:t>
+              <w:t xml:space="preserve">M6 — Final Package Handover</w:t>
             </w:r>
           </w:p>
         </w:tc>
@@ -28885,7 +28801,7 @@
                 <w:sz w:val="18"/>
                 <w:szCs w:val="18"/>
               </w:rPr>
-              <w:t>[Name / Role]</w:t>
+              <w:t xml:space="preserve">LinhNDM (Reviewer)</w:t>
             </w:r>
           </w:p>
         </w:tc>
@@ -28916,7 +28832,7 @@
                 <w:sz w:val="18"/>
                 <w:szCs w:val="18"/>
               </w:rPr>
-              <w:t>[Sign / DD/MM/YYYY]</w:t>
+              <w:t xml:space="preserve"/>
             </w:r>
           </w:p>
         </w:tc>
